--- a/iuh/môn/hkh-4/dinhTuyenChuyenMach/lab/lab1-LeThanhLong.docx
+++ b/iuh/môn/hkh-4/dinhTuyenChuyenMach/lab/lab1-LeThanhLong.docx
@@ -138,7 +138,23 @@
           <w:b/>
           <w:sz w:val="28"/>
         </w:rPr>
-        <w:t>Khoa: Công Nghệ Thông Tin</w:t>
+        <w:t xml:space="preserve">Khoa: Công </w:t>
+      </w:r>
+      <w:proofErr w:type="spellStart"/>
+      <w:r>
+        <w:rPr>
+          <w:b/>
+          <w:sz w:val="28"/>
+        </w:rPr>
+        <w:t>Nghệ</w:t>
+      </w:r>
+      <w:proofErr w:type="spellEnd"/>
+      <w:r>
+        <w:rPr>
+          <w:b/>
+          <w:sz w:val="28"/>
+        </w:rPr>
+        <w:t xml:space="preserve"> Thông Tin</w:t>
       </w:r>
     </w:p>
     <w:p/>
@@ -362,7 +378,16 @@
           <w:sz w:val="26"/>
           <w:szCs w:val="26"/>
         </w:rPr>
-        <w:t>Student’s Name:</w:t>
+        <w:t xml:space="preserve">Student’s </w:t>
+      </w:r>
+      <w:proofErr w:type="spellStart"/>
+      <w:proofErr w:type="gramStart"/>
+      <w:r>
+        <w:rPr>
+          <w:sz w:val="26"/>
+          <w:szCs w:val="26"/>
+        </w:rPr>
+        <w:t>Name:</w:t>
       </w:r>
       <w:r>
         <w:rPr>
@@ -371,6 +396,8 @@
         </w:rPr>
         <w:t>Lê</w:t>
       </w:r>
+      <w:proofErr w:type="spellEnd"/>
+      <w:proofErr w:type="gramEnd"/>
       <w:r>
         <w:rPr>
           <w:sz w:val="26"/>
@@ -433,6 +460,8 @@
           <w:szCs w:val="26"/>
         </w:rPr>
       </w:pPr>
+      <w:proofErr w:type="spellStart"/>
+      <w:proofErr w:type="gramStart"/>
       <w:r>
         <w:rPr>
           <w:sz w:val="26"/>
@@ -447,6 +476,8 @@
         </w:rPr>
         <w:t>định</w:t>
       </w:r>
+      <w:proofErr w:type="spellEnd"/>
+      <w:proofErr w:type="gramEnd"/>
       <w:r>
         <w:rPr>
           <w:sz w:val="26"/>
@@ -537,7 +568,23 @@
           <w:szCs w:val="26"/>
         </w:rPr>
         <w:tab/>
-        <w:t>Công Nghệ Thông Tin</w:t>
+        <w:t xml:space="preserve">Công </w:t>
+      </w:r>
+      <w:proofErr w:type="spellStart"/>
+      <w:r>
+        <w:rPr>
+          <w:sz w:val="26"/>
+          <w:szCs w:val="26"/>
+        </w:rPr>
+        <w:t>Nghệ</w:t>
+      </w:r>
+      <w:proofErr w:type="spellEnd"/>
+      <w:r>
+        <w:rPr>
+          <w:sz w:val="26"/>
+          <w:szCs w:val="26"/>
+        </w:rPr>
+        <w:t xml:space="preserve"> Thông Tin</w:t>
       </w:r>
       <w:r>
         <w:rPr>
@@ -600,7 +647,7 @@
           <w:sz w:val="26"/>
           <w:szCs w:val="26"/>
         </w:rPr>
-        <w:t>Mon 15/06/2026</w:t>
+        <w:t>Sun 28/06/2026</w:t>
       </w:r>
       <w:r>
         <w:rPr>
@@ -1117,13 +1164,41 @@
           <w:szCs w:val="26"/>
         </w:rPr>
       </w:pPr>
+      <w:proofErr w:type="spellStart"/>
       <w:r>
         <w:rPr>
           <w:b/>
           <w:sz w:val="26"/>
           <w:szCs w:val="26"/>
         </w:rPr>
-        <w:t>Điểm bài lab</w:t>
+        <w:t>Điểm</w:t>
+      </w:r>
+      <w:proofErr w:type="spellEnd"/>
+      <w:r>
+        <w:rPr>
+          <w:b/>
+          <w:sz w:val="26"/>
+          <w:szCs w:val="26"/>
+        </w:rPr>
+        <w:t xml:space="preserve"> </w:t>
+      </w:r>
+      <w:proofErr w:type="spellStart"/>
+      <w:r>
+        <w:rPr>
+          <w:b/>
+          <w:sz w:val="26"/>
+          <w:szCs w:val="26"/>
+        </w:rPr>
+        <w:t>bài</w:t>
+      </w:r>
+      <w:proofErr w:type="spellEnd"/>
+      <w:r>
+        <w:rPr>
+          <w:b/>
+          <w:sz w:val="26"/>
+          <w:szCs w:val="26"/>
+        </w:rPr>
+        <w:t xml:space="preserve"> lab</w:t>
       </w:r>
       <w:r>
         <w:rPr>
@@ -1343,7 +1418,279 @@
           <w:sz w:val="26"/>
           <w:szCs w:val="26"/>
         </w:rPr>
-        <w:t>(SV chụp màn hình thực hành các bước của các yêu cầu và giải thích các hình ảnh)</w:t>
+        <w:t xml:space="preserve">(SV </w:t>
+      </w:r>
+      <w:proofErr w:type="spellStart"/>
+      <w:r>
+        <w:rPr>
+          <w:sz w:val="26"/>
+          <w:szCs w:val="26"/>
+        </w:rPr>
+        <w:t>chụp</w:t>
+      </w:r>
+      <w:proofErr w:type="spellEnd"/>
+      <w:r>
+        <w:rPr>
+          <w:sz w:val="26"/>
+          <w:szCs w:val="26"/>
+        </w:rPr>
+        <w:t xml:space="preserve"> </w:t>
+      </w:r>
+      <w:proofErr w:type="spellStart"/>
+      <w:r>
+        <w:rPr>
+          <w:sz w:val="26"/>
+          <w:szCs w:val="26"/>
+        </w:rPr>
+        <w:t>màn</w:t>
+      </w:r>
+      <w:proofErr w:type="spellEnd"/>
+      <w:r>
+        <w:rPr>
+          <w:sz w:val="26"/>
+          <w:szCs w:val="26"/>
+        </w:rPr>
+        <w:t xml:space="preserve"> </w:t>
+      </w:r>
+      <w:proofErr w:type="spellStart"/>
+      <w:r>
+        <w:rPr>
+          <w:sz w:val="26"/>
+          <w:szCs w:val="26"/>
+        </w:rPr>
+        <w:t>hình</w:t>
+      </w:r>
+      <w:proofErr w:type="spellEnd"/>
+      <w:r>
+        <w:rPr>
+          <w:sz w:val="26"/>
+          <w:szCs w:val="26"/>
+        </w:rPr>
+        <w:t xml:space="preserve"> </w:t>
+      </w:r>
+      <w:proofErr w:type="spellStart"/>
+      <w:r>
+        <w:rPr>
+          <w:sz w:val="26"/>
+          <w:szCs w:val="26"/>
+        </w:rPr>
+        <w:t>thực</w:t>
+      </w:r>
+      <w:proofErr w:type="spellEnd"/>
+      <w:r>
+        <w:rPr>
+          <w:sz w:val="26"/>
+          <w:szCs w:val="26"/>
+        </w:rPr>
+        <w:t xml:space="preserve"> </w:t>
+      </w:r>
+      <w:proofErr w:type="spellStart"/>
+      <w:r>
+        <w:rPr>
+          <w:sz w:val="26"/>
+          <w:szCs w:val="26"/>
+        </w:rPr>
+        <w:t>hành</w:t>
+      </w:r>
+      <w:proofErr w:type="spellEnd"/>
+      <w:r>
+        <w:rPr>
+          <w:sz w:val="26"/>
+          <w:szCs w:val="26"/>
+        </w:rPr>
+        <w:t xml:space="preserve"> </w:t>
+      </w:r>
+      <w:proofErr w:type="spellStart"/>
+      <w:r>
+        <w:rPr>
+          <w:sz w:val="26"/>
+          <w:szCs w:val="26"/>
+        </w:rPr>
+        <w:t>các</w:t>
+      </w:r>
+      <w:proofErr w:type="spellEnd"/>
+      <w:r>
+        <w:rPr>
+          <w:sz w:val="26"/>
+          <w:szCs w:val="26"/>
+        </w:rPr>
+        <w:t xml:space="preserve"> </w:t>
+      </w:r>
+      <w:proofErr w:type="spellStart"/>
+      <w:r>
+        <w:rPr>
+          <w:sz w:val="26"/>
+          <w:szCs w:val="26"/>
+        </w:rPr>
+        <w:t>bước</w:t>
+      </w:r>
+      <w:proofErr w:type="spellEnd"/>
+      <w:r>
+        <w:rPr>
+          <w:sz w:val="26"/>
+          <w:szCs w:val="26"/>
+        </w:rPr>
+        <w:t xml:space="preserve"> </w:t>
+      </w:r>
+      <w:proofErr w:type="spellStart"/>
+      <w:r>
+        <w:rPr>
+          <w:sz w:val="26"/>
+          <w:szCs w:val="26"/>
+        </w:rPr>
+        <w:t>của</w:t>
+      </w:r>
+      <w:proofErr w:type="spellEnd"/>
+      <w:r>
+        <w:rPr>
+          <w:sz w:val="26"/>
+          <w:szCs w:val="26"/>
+        </w:rPr>
+        <w:t xml:space="preserve"> </w:t>
+      </w:r>
+      <w:proofErr w:type="spellStart"/>
+      <w:r>
+        <w:rPr>
+          <w:sz w:val="26"/>
+          <w:szCs w:val="26"/>
+        </w:rPr>
+        <w:t>các</w:t>
+      </w:r>
+      <w:proofErr w:type="spellEnd"/>
+      <w:r>
+        <w:rPr>
+          <w:sz w:val="26"/>
+          <w:szCs w:val="26"/>
+        </w:rPr>
+        <w:t xml:space="preserve"> </w:t>
+      </w:r>
+      <w:proofErr w:type="spellStart"/>
+      <w:r>
+        <w:rPr>
+          <w:sz w:val="26"/>
+          <w:szCs w:val="26"/>
+        </w:rPr>
+        <w:t>yêu</w:t>
+      </w:r>
+      <w:proofErr w:type="spellEnd"/>
+      <w:r>
+        <w:rPr>
+          <w:sz w:val="26"/>
+          <w:szCs w:val="26"/>
+        </w:rPr>
+        <w:t xml:space="preserve"> </w:t>
+      </w:r>
+      <w:proofErr w:type="spellStart"/>
+      <w:r>
+        <w:rPr>
+          <w:sz w:val="26"/>
+          <w:szCs w:val="26"/>
+        </w:rPr>
+        <w:t>cầu</w:t>
+      </w:r>
+      <w:proofErr w:type="spellEnd"/>
+      <w:r>
+        <w:rPr>
+          <w:sz w:val="26"/>
+          <w:szCs w:val="26"/>
+        </w:rPr>
+        <w:t xml:space="preserve"> </w:t>
+      </w:r>
+      <w:proofErr w:type="spellStart"/>
+      <w:r>
+        <w:rPr>
+          <w:sz w:val="26"/>
+          <w:szCs w:val="26"/>
+        </w:rPr>
+        <w:t>và</w:t>
+      </w:r>
+      <w:proofErr w:type="spellEnd"/>
+      <w:r>
+        <w:rPr>
+          <w:sz w:val="26"/>
+          <w:szCs w:val="26"/>
+        </w:rPr>
+        <w:t xml:space="preserve"> </w:t>
+      </w:r>
+      <w:proofErr w:type="spellStart"/>
+      <w:r>
+        <w:rPr>
+          <w:sz w:val="26"/>
+          <w:szCs w:val="26"/>
+        </w:rPr>
+        <w:t>giải</w:t>
+      </w:r>
+      <w:proofErr w:type="spellEnd"/>
+      <w:r>
+        <w:rPr>
+          <w:sz w:val="26"/>
+          <w:szCs w:val="26"/>
+        </w:rPr>
+        <w:t xml:space="preserve"> </w:t>
+      </w:r>
+      <w:proofErr w:type="spellStart"/>
+      <w:r>
+        <w:rPr>
+          <w:sz w:val="26"/>
+          <w:szCs w:val="26"/>
+        </w:rPr>
+        <w:t>thích</w:t>
+      </w:r>
+      <w:proofErr w:type="spellEnd"/>
+      <w:r>
+        <w:rPr>
+          <w:sz w:val="26"/>
+          <w:szCs w:val="26"/>
+        </w:rPr>
+        <w:t xml:space="preserve"> </w:t>
+      </w:r>
+      <w:proofErr w:type="spellStart"/>
+      <w:r>
+        <w:rPr>
+          <w:sz w:val="26"/>
+          <w:szCs w:val="26"/>
+        </w:rPr>
+        <w:t>các</w:t>
+      </w:r>
+      <w:proofErr w:type="spellEnd"/>
+      <w:r>
+        <w:rPr>
+          <w:sz w:val="26"/>
+          <w:szCs w:val="26"/>
+        </w:rPr>
+        <w:t xml:space="preserve"> </w:t>
+      </w:r>
+      <w:proofErr w:type="spellStart"/>
+      <w:r>
+        <w:rPr>
+          <w:sz w:val="26"/>
+          <w:szCs w:val="26"/>
+        </w:rPr>
+        <w:t>hình</w:t>
+      </w:r>
+      <w:proofErr w:type="spellEnd"/>
+      <w:r>
+        <w:rPr>
+          <w:sz w:val="26"/>
+          <w:szCs w:val="26"/>
+        </w:rPr>
+        <w:t xml:space="preserve"> </w:t>
+      </w:r>
+      <w:proofErr w:type="spellStart"/>
+      <w:r>
+        <w:rPr>
+          <w:sz w:val="26"/>
+          <w:szCs w:val="26"/>
+        </w:rPr>
+        <w:t>ảnh</w:t>
+      </w:r>
+      <w:proofErr w:type="spellEnd"/>
+      <w:r>
+        <w:rPr>
+          <w:sz w:val="26"/>
+          <w:szCs w:val="26"/>
+        </w:rPr>
+        <w:t>)</w:t>
       </w:r>
     </w:p>
     <w:p>
@@ -1363,9 +1710,11 @@
           <w:lang w:val="vi-VN"/>
         </w:rPr>
       </w:pPr>
+      <w:proofErr w:type="spellStart"/>
       <w:r>
         <w:t>Bài</w:t>
       </w:r>
+      <w:proofErr w:type="spellEnd"/>
       <w:r>
         <w:rPr>
           <w:lang w:val="vi-VN"/>
@@ -1380,24 +1729,105 @@
         </w:rPr>
       </w:pPr>
       <w:r>
-        <w:t>Bảo mật cổng kết nối vật lý (Line Console 0): Mã hóa toàn bộ password</w:t>
-      </w:r>
-    </w:p>
-    <w:p>
-      <w:pPr>
-        <w:rPr>
-          <w:lang w:val="vi-VN"/>
-        </w:rPr>
-      </w:pPr>
-    </w:p>
-    <w:p>
-      <w:pPr>
-        <w:rPr>
-          <w:lang w:val="vi-VN"/>
-        </w:rPr>
-      </w:pPr>
-      <w:r>
-        <w:rPr>
+        <w:t xml:space="preserve">Bảo </w:t>
+      </w:r>
+      <w:proofErr w:type="spellStart"/>
+      <w:r>
+        <w:t>mật</w:t>
+      </w:r>
+      <w:proofErr w:type="spellEnd"/>
+      <w:r>
+        <w:t xml:space="preserve"> </w:t>
+      </w:r>
+      <w:proofErr w:type="spellStart"/>
+      <w:r>
+        <w:t>cổng</w:t>
+      </w:r>
+      <w:proofErr w:type="spellEnd"/>
+      <w:r>
+        <w:t xml:space="preserve"> </w:t>
+      </w:r>
+      <w:proofErr w:type="spellStart"/>
+      <w:r>
+        <w:t>kết</w:t>
+      </w:r>
+      <w:proofErr w:type="spellEnd"/>
+      <w:r>
+        <w:t xml:space="preserve"> </w:t>
+      </w:r>
+      <w:proofErr w:type="spellStart"/>
+      <w:r>
+        <w:t>nối</w:t>
+      </w:r>
+      <w:proofErr w:type="spellEnd"/>
+      <w:r>
+        <w:t xml:space="preserve"> </w:t>
+      </w:r>
+      <w:proofErr w:type="spellStart"/>
+      <w:r>
+        <w:t>vật</w:t>
+      </w:r>
+      <w:proofErr w:type="spellEnd"/>
+      <w:r>
+        <w:t xml:space="preserve"> </w:t>
+      </w:r>
+      <w:proofErr w:type="spellStart"/>
+      <w:r>
+        <w:t>lý</w:t>
+      </w:r>
+      <w:proofErr w:type="spellEnd"/>
+      <w:r>
+        <w:t xml:space="preserve"> (Line Console 0): </w:t>
+      </w:r>
+      <w:proofErr w:type="spellStart"/>
+      <w:r>
+        <w:t>Mã</w:t>
+      </w:r>
+      <w:proofErr w:type="spellEnd"/>
+      <w:r>
+        <w:t xml:space="preserve"> </w:t>
+      </w:r>
+      <w:proofErr w:type="spellStart"/>
+      <w:r>
+        <w:t>hóa</w:t>
+      </w:r>
+      <w:proofErr w:type="spellEnd"/>
+      <w:r>
+        <w:t xml:space="preserve"> </w:t>
+      </w:r>
+      <w:proofErr w:type="spellStart"/>
+      <w:r>
+        <w:t>toàn</w:t>
+      </w:r>
+      <w:proofErr w:type="spellEnd"/>
+      <w:r>
+        <w:t xml:space="preserve"> </w:t>
+      </w:r>
+      <w:proofErr w:type="spellStart"/>
+      <w:r>
+        <w:t>bộ</w:t>
+      </w:r>
+      <w:proofErr w:type="spellEnd"/>
+      <w:r>
+        <w:t xml:space="preserve"> password</w:t>
+      </w:r>
+    </w:p>
+    <w:p>
+      <w:pPr>
+        <w:rPr>
+          <w:lang w:val="vi-VN"/>
+        </w:rPr>
+      </w:pPr>
+    </w:p>
+    <w:p>
+      <w:pPr>
+        <w:rPr>
+          <w:lang w:val="vi-VN"/>
+        </w:rPr>
+      </w:pPr>
+      <w:r>
+        <w:rPr>
+          <w:noProof/>
           <w:lang w:val="vi-VN"/>
         </w:rPr>
         <w:drawing>
@@ -1444,24 +1874,65 @@
         </w:rPr>
       </w:pPr>
       <w:r>
-        <w:t>Bảo mật chế độ đặc quyền (Enable Mode):</w:t>
-      </w:r>
-    </w:p>
-    <w:p>
-      <w:pPr>
-        <w:rPr>
-          <w:lang w:val="vi-VN"/>
-        </w:rPr>
-      </w:pPr>
-    </w:p>
-    <w:p>
-      <w:pPr>
-        <w:rPr>
-          <w:lang w:val="vi-VN"/>
-        </w:rPr>
-      </w:pPr>
-      <w:r>
-        <w:rPr>
+        <w:t xml:space="preserve">Bảo </w:t>
+      </w:r>
+      <w:proofErr w:type="spellStart"/>
+      <w:r>
+        <w:t>mật</w:t>
+      </w:r>
+      <w:proofErr w:type="spellEnd"/>
+      <w:r>
+        <w:t xml:space="preserve"> </w:t>
+      </w:r>
+      <w:proofErr w:type="spellStart"/>
+      <w:r>
+        <w:t>chế</w:t>
+      </w:r>
+      <w:proofErr w:type="spellEnd"/>
+      <w:r>
+        <w:t xml:space="preserve"> </w:t>
+      </w:r>
+      <w:proofErr w:type="spellStart"/>
+      <w:r>
+        <w:t>độ</w:t>
+      </w:r>
+      <w:proofErr w:type="spellEnd"/>
+      <w:r>
+        <w:t xml:space="preserve"> </w:t>
+      </w:r>
+      <w:proofErr w:type="spellStart"/>
+      <w:r>
+        <w:t>đặc</w:t>
+      </w:r>
+      <w:proofErr w:type="spellEnd"/>
+      <w:r>
+        <w:t xml:space="preserve"> </w:t>
+      </w:r>
+      <w:proofErr w:type="spellStart"/>
+      <w:r>
+        <w:t>quyền</w:t>
+      </w:r>
+      <w:proofErr w:type="spellEnd"/>
+      <w:r>
+        <w:t xml:space="preserve"> (Enable Mode):</w:t>
+      </w:r>
+    </w:p>
+    <w:p>
+      <w:pPr>
+        <w:rPr>
+          <w:lang w:val="vi-VN"/>
+        </w:rPr>
+      </w:pPr>
+    </w:p>
+    <w:p>
+      <w:pPr>
+        <w:rPr>
+          <w:lang w:val="vi-VN"/>
+        </w:rPr>
+      </w:pPr>
+      <w:r>
+        <w:rPr>
+          <w:noProof/>
           <w:lang w:val="vi-VN"/>
         </w:rPr>
         <w:lastRenderedPageBreak/>
@@ -1508,18 +1979,80 @@
           <w:lang w:val="vi-VN"/>
         </w:rPr>
       </w:pPr>
-      <w:r>
-        <w:t>Cấu hình dịch vụ Telnet và SSH (Truy cập từ xa):</w:t>
-      </w:r>
-    </w:p>
-    <w:p>
-      <w:pPr>
-        <w:rPr>
-          <w:lang w:val="vi-VN"/>
-        </w:rPr>
-      </w:pPr>
-      <w:r>
-        <w:rPr>
+      <w:proofErr w:type="spellStart"/>
+      <w:r>
+        <w:t>Cấu</w:t>
+      </w:r>
+      <w:proofErr w:type="spellEnd"/>
+      <w:r>
+        <w:t xml:space="preserve"> </w:t>
+      </w:r>
+      <w:proofErr w:type="spellStart"/>
+      <w:r>
+        <w:t>hình</w:t>
+      </w:r>
+      <w:proofErr w:type="spellEnd"/>
+      <w:r>
+        <w:t xml:space="preserve"> </w:t>
+      </w:r>
+      <w:proofErr w:type="spellStart"/>
+      <w:r>
+        <w:t>dịch</w:t>
+      </w:r>
+      <w:proofErr w:type="spellEnd"/>
+      <w:r>
+        <w:t xml:space="preserve"> </w:t>
+      </w:r>
+      <w:proofErr w:type="spellStart"/>
+      <w:r>
+        <w:t>vụ</w:t>
+      </w:r>
+      <w:proofErr w:type="spellEnd"/>
+      <w:r>
+        <w:t xml:space="preserve"> Telnet </w:t>
+      </w:r>
+      <w:proofErr w:type="spellStart"/>
+      <w:r>
+        <w:t>và</w:t>
+      </w:r>
+      <w:proofErr w:type="spellEnd"/>
+      <w:r>
+        <w:t xml:space="preserve"> SSH (</w:t>
+      </w:r>
+      <w:proofErr w:type="spellStart"/>
+      <w:r>
+        <w:t>Truy</w:t>
+      </w:r>
+      <w:proofErr w:type="spellEnd"/>
+      <w:r>
+        <w:t xml:space="preserve"> </w:t>
+      </w:r>
+      <w:proofErr w:type="spellStart"/>
+      <w:r>
+        <w:t>cập</w:t>
+      </w:r>
+      <w:proofErr w:type="spellEnd"/>
+      <w:r>
+        <w:t xml:space="preserve"> </w:t>
+      </w:r>
+      <w:proofErr w:type="spellStart"/>
+      <w:r>
+        <w:t>từ</w:t>
+      </w:r>
+      <w:proofErr w:type="spellEnd"/>
+      <w:r>
+        <w:t xml:space="preserve"> xa):</w:t>
+      </w:r>
+    </w:p>
+    <w:p>
+      <w:pPr>
+        <w:rPr>
+          <w:lang w:val="vi-VN"/>
+        </w:rPr>
+      </w:pPr>
+      <w:r>
+        <w:rPr>
+          <w:noProof/>
           <w:lang w:val="vi-VN"/>
         </w:rPr>
         <w:drawing>
@@ -1572,18 +2105,112 @@
           <w:lang w:val="vi-VN"/>
         </w:rPr>
       </w:pPr>
-      <w:r>
-        <w:t>Cấu hình quản lý phiên làm việc và giới hạn đăng nhập:</w:t>
-      </w:r>
-    </w:p>
-    <w:p>
-      <w:pPr>
-        <w:rPr>
-          <w:lang w:val="vi-VN"/>
-        </w:rPr>
-      </w:pPr>
-      <w:r>
-        <w:rPr>
+      <w:proofErr w:type="spellStart"/>
+      <w:r>
+        <w:t>Cấu</w:t>
+      </w:r>
+      <w:proofErr w:type="spellEnd"/>
+      <w:r>
+        <w:t xml:space="preserve"> </w:t>
+      </w:r>
+      <w:proofErr w:type="spellStart"/>
+      <w:r>
+        <w:t>hình</w:t>
+      </w:r>
+      <w:proofErr w:type="spellEnd"/>
+      <w:r>
+        <w:t xml:space="preserve"> </w:t>
+      </w:r>
+      <w:proofErr w:type="spellStart"/>
+      <w:r>
+        <w:t>quản</w:t>
+      </w:r>
+      <w:proofErr w:type="spellEnd"/>
+      <w:r>
+        <w:t xml:space="preserve"> </w:t>
+      </w:r>
+      <w:proofErr w:type="spellStart"/>
+      <w:r>
+        <w:t>lý</w:t>
+      </w:r>
+      <w:proofErr w:type="spellEnd"/>
+      <w:r>
+        <w:t xml:space="preserve"> </w:t>
+      </w:r>
+      <w:proofErr w:type="spellStart"/>
+      <w:r>
+        <w:t>phiên</w:t>
+      </w:r>
+      <w:proofErr w:type="spellEnd"/>
+      <w:r>
+        <w:t xml:space="preserve"> </w:t>
+      </w:r>
+      <w:proofErr w:type="spellStart"/>
+      <w:r>
+        <w:t>làm</w:t>
+      </w:r>
+      <w:proofErr w:type="spellEnd"/>
+      <w:r>
+        <w:t xml:space="preserve"> </w:t>
+      </w:r>
+      <w:proofErr w:type="spellStart"/>
+      <w:r>
+        <w:t>việc</w:t>
+      </w:r>
+      <w:proofErr w:type="spellEnd"/>
+      <w:r>
+        <w:t xml:space="preserve"> </w:t>
+      </w:r>
+      <w:proofErr w:type="spellStart"/>
+      <w:r>
+        <w:t>và</w:t>
+      </w:r>
+      <w:proofErr w:type="spellEnd"/>
+      <w:r>
+        <w:t xml:space="preserve"> </w:t>
+      </w:r>
+      <w:proofErr w:type="spellStart"/>
+      <w:r>
+        <w:t>giới</w:t>
+      </w:r>
+      <w:proofErr w:type="spellEnd"/>
+      <w:r>
+        <w:t xml:space="preserve"> </w:t>
+      </w:r>
+      <w:proofErr w:type="spellStart"/>
+      <w:r>
+        <w:t>hạn</w:t>
+      </w:r>
+      <w:proofErr w:type="spellEnd"/>
+      <w:r>
+        <w:t xml:space="preserve"> </w:t>
+      </w:r>
+      <w:proofErr w:type="spellStart"/>
+      <w:r>
+        <w:t>đăng</w:t>
+      </w:r>
+      <w:proofErr w:type="spellEnd"/>
+      <w:r>
+        <w:t xml:space="preserve"> </w:t>
+      </w:r>
+      <w:proofErr w:type="spellStart"/>
+      <w:r>
+        <w:t>nhập</w:t>
+      </w:r>
+      <w:proofErr w:type="spellEnd"/>
+      <w:r>
+        <w:t>:</w:t>
+      </w:r>
+    </w:p>
+    <w:p>
+      <w:pPr>
+        <w:rPr>
+          <w:lang w:val="vi-VN"/>
+        </w:rPr>
+      </w:pPr>
+      <w:r>
+        <w:rPr>
+          <w:noProof/>
           <w:lang w:val="vi-VN"/>
         </w:rPr>
         <w:lastRenderedPageBreak/>
@@ -1631,7 +2258,103 @@
         </w:rPr>
       </w:pPr>
       <w:r>
-        <w:t>Lưu cấu hình vào bộ nhớ để không bị mất khi tắt máy:</w:t>
+        <w:t xml:space="preserve">Lưu </w:t>
+      </w:r>
+      <w:proofErr w:type="spellStart"/>
+      <w:r>
+        <w:t>cấu</w:t>
+      </w:r>
+      <w:proofErr w:type="spellEnd"/>
+      <w:r>
+        <w:t xml:space="preserve"> </w:t>
+      </w:r>
+      <w:proofErr w:type="spellStart"/>
+      <w:r>
+        <w:t>hình</w:t>
+      </w:r>
+      <w:proofErr w:type="spellEnd"/>
+      <w:r>
+        <w:t xml:space="preserve"> </w:t>
+      </w:r>
+      <w:proofErr w:type="spellStart"/>
+      <w:r>
+        <w:t>vào</w:t>
+      </w:r>
+      <w:proofErr w:type="spellEnd"/>
+      <w:r>
+        <w:t xml:space="preserve"> </w:t>
+      </w:r>
+      <w:proofErr w:type="spellStart"/>
+      <w:r>
+        <w:t>bộ</w:t>
+      </w:r>
+      <w:proofErr w:type="spellEnd"/>
+      <w:r>
+        <w:t xml:space="preserve"> </w:t>
+      </w:r>
+      <w:proofErr w:type="spellStart"/>
+      <w:r>
+        <w:t>nhớ</w:t>
+      </w:r>
+      <w:proofErr w:type="spellEnd"/>
+      <w:r>
+        <w:t xml:space="preserve"> </w:t>
+      </w:r>
+      <w:proofErr w:type="spellStart"/>
+      <w:r>
+        <w:t>để</w:t>
+      </w:r>
+      <w:proofErr w:type="spellEnd"/>
+      <w:r>
+        <w:t xml:space="preserve"> </w:t>
+      </w:r>
+      <w:proofErr w:type="spellStart"/>
+      <w:r>
+        <w:t>không</w:t>
+      </w:r>
+      <w:proofErr w:type="spellEnd"/>
+      <w:r>
+        <w:t xml:space="preserve"> </w:t>
+      </w:r>
+      <w:proofErr w:type="spellStart"/>
+      <w:r>
+        <w:t>bị</w:t>
+      </w:r>
+      <w:proofErr w:type="spellEnd"/>
+      <w:r>
+        <w:t xml:space="preserve"> </w:t>
+      </w:r>
+      <w:proofErr w:type="spellStart"/>
+      <w:r>
+        <w:t>mất</w:t>
+      </w:r>
+      <w:proofErr w:type="spellEnd"/>
+      <w:r>
+        <w:t xml:space="preserve"> </w:t>
+      </w:r>
+      <w:proofErr w:type="spellStart"/>
+      <w:r>
+        <w:t>khi</w:t>
+      </w:r>
+      <w:proofErr w:type="spellEnd"/>
+      <w:r>
+        <w:t xml:space="preserve"> </w:t>
+      </w:r>
+      <w:proofErr w:type="spellStart"/>
+      <w:r>
+        <w:t>tắt</w:t>
+      </w:r>
+      <w:proofErr w:type="spellEnd"/>
+      <w:r>
+        <w:t xml:space="preserve"> </w:t>
+      </w:r>
+      <w:proofErr w:type="spellStart"/>
+      <w:r>
+        <w:t>máy</w:t>
+      </w:r>
+      <w:proofErr w:type="spellEnd"/>
+      <w:r>
+        <w:t>:</w:t>
       </w:r>
     </w:p>
     <w:p>
@@ -1709,6 +2432,9 @@
         </w:rPr>
       </w:pPr>
       <w:r>
+        <w:rPr>
+          <w:noProof/>
+        </w:rPr>
         <w:lastRenderedPageBreak/>
         <w:drawing>
           <wp:inline distT="0" distB="0" distL="0" distR="0" wp14:anchorId="6DB5FE5B" wp14:editId="27682B33">
@@ -1748,18 +2474,296 @@
       </w:r>
     </w:p>
     <w:p>
-      <w:r>
-        <w:t>mô hình gồm 3 Router nối với nhau bằng cáp Serial, các mạng LAN bên dưới sử dụng Switch Layer 2 để kết nối máy tính. Do sử dụng EVE-NG IOL, cổng FastEthernet (F0/0) trong hình được thay thế bằng cổng Ethernet (e0/0) có chức năng tương đương.</w:t>
-      </w:r>
-    </w:p>
-    <w:p>
-      <w:pPr>
-        <w:rPr>
-          <w:lang w:val="vi-VN"/>
-        </w:rPr>
-      </w:pPr>
-      <w:r>
-        <w:rPr>
+      <w:proofErr w:type="spellStart"/>
+      <w:r>
+        <w:t>mô</w:t>
+      </w:r>
+      <w:proofErr w:type="spellEnd"/>
+      <w:r>
+        <w:t xml:space="preserve"> </w:t>
+      </w:r>
+      <w:proofErr w:type="spellStart"/>
+      <w:r>
+        <w:t>hình</w:t>
+      </w:r>
+      <w:proofErr w:type="spellEnd"/>
+      <w:r>
+        <w:t xml:space="preserve"> </w:t>
+      </w:r>
+      <w:proofErr w:type="spellStart"/>
+      <w:r>
+        <w:t>gồm</w:t>
+      </w:r>
+      <w:proofErr w:type="spellEnd"/>
+      <w:r>
+        <w:t xml:space="preserve"> 3 Router </w:t>
+      </w:r>
+      <w:proofErr w:type="spellStart"/>
+      <w:r>
+        <w:t>nối</w:t>
+      </w:r>
+      <w:proofErr w:type="spellEnd"/>
+      <w:r>
+        <w:t xml:space="preserve"> </w:t>
+      </w:r>
+      <w:proofErr w:type="spellStart"/>
+      <w:r>
+        <w:t>với</w:t>
+      </w:r>
+      <w:proofErr w:type="spellEnd"/>
+      <w:r>
+        <w:t xml:space="preserve"> </w:t>
+      </w:r>
+      <w:proofErr w:type="spellStart"/>
+      <w:r>
+        <w:t>nhau</w:t>
+      </w:r>
+      <w:proofErr w:type="spellEnd"/>
+      <w:r>
+        <w:t xml:space="preserve"> </w:t>
+      </w:r>
+      <w:proofErr w:type="spellStart"/>
+      <w:r>
+        <w:t>bằng</w:t>
+      </w:r>
+      <w:proofErr w:type="spellEnd"/>
+      <w:r>
+        <w:t xml:space="preserve"> </w:t>
+      </w:r>
+      <w:proofErr w:type="spellStart"/>
+      <w:r>
+        <w:t>cáp</w:t>
+      </w:r>
+      <w:proofErr w:type="spellEnd"/>
+      <w:r>
+        <w:t xml:space="preserve"> Serial, </w:t>
+      </w:r>
+      <w:proofErr w:type="spellStart"/>
+      <w:r>
+        <w:t>các</w:t>
+      </w:r>
+      <w:proofErr w:type="spellEnd"/>
+      <w:r>
+        <w:t xml:space="preserve"> </w:t>
+      </w:r>
+      <w:proofErr w:type="spellStart"/>
+      <w:r>
+        <w:t>mạng</w:t>
+      </w:r>
+      <w:proofErr w:type="spellEnd"/>
+      <w:r>
+        <w:t xml:space="preserve"> LAN </w:t>
+      </w:r>
+      <w:proofErr w:type="spellStart"/>
+      <w:r>
+        <w:t>bên</w:t>
+      </w:r>
+      <w:proofErr w:type="spellEnd"/>
+      <w:r>
+        <w:t xml:space="preserve"> </w:t>
+      </w:r>
+      <w:proofErr w:type="spellStart"/>
+      <w:r>
+        <w:t>dưới</w:t>
+      </w:r>
+      <w:proofErr w:type="spellEnd"/>
+      <w:r>
+        <w:t xml:space="preserve"> </w:t>
+      </w:r>
+      <w:proofErr w:type="spellStart"/>
+      <w:r>
+        <w:t>sử</w:t>
+      </w:r>
+      <w:proofErr w:type="spellEnd"/>
+      <w:r>
+        <w:t xml:space="preserve"> </w:t>
+      </w:r>
+      <w:proofErr w:type="spellStart"/>
+      <w:r>
+        <w:t>dụng</w:t>
+      </w:r>
+      <w:proofErr w:type="spellEnd"/>
+      <w:r>
+        <w:t xml:space="preserve"> Switch Layer 2 </w:t>
+      </w:r>
+      <w:proofErr w:type="spellStart"/>
+      <w:r>
+        <w:t>để</w:t>
+      </w:r>
+      <w:proofErr w:type="spellEnd"/>
+      <w:r>
+        <w:t xml:space="preserve"> </w:t>
+      </w:r>
+      <w:proofErr w:type="spellStart"/>
+      <w:r>
+        <w:t>kết</w:t>
+      </w:r>
+      <w:proofErr w:type="spellEnd"/>
+      <w:r>
+        <w:t xml:space="preserve"> </w:t>
+      </w:r>
+      <w:proofErr w:type="spellStart"/>
+      <w:r>
+        <w:t>nối</w:t>
+      </w:r>
+      <w:proofErr w:type="spellEnd"/>
+      <w:r>
+        <w:t xml:space="preserve"> </w:t>
+      </w:r>
+      <w:proofErr w:type="spellStart"/>
+      <w:r>
+        <w:t>máy</w:t>
+      </w:r>
+      <w:proofErr w:type="spellEnd"/>
+      <w:r>
+        <w:t xml:space="preserve"> </w:t>
+      </w:r>
+      <w:proofErr w:type="spellStart"/>
+      <w:r>
+        <w:t>tính</w:t>
+      </w:r>
+      <w:proofErr w:type="spellEnd"/>
+      <w:r>
+        <w:t xml:space="preserve">. Do </w:t>
+      </w:r>
+      <w:proofErr w:type="spellStart"/>
+      <w:r>
+        <w:t>sử</w:t>
+      </w:r>
+      <w:proofErr w:type="spellEnd"/>
+      <w:r>
+        <w:t xml:space="preserve"> </w:t>
+      </w:r>
+      <w:proofErr w:type="spellStart"/>
+      <w:r>
+        <w:t>dụng</w:t>
+      </w:r>
+      <w:proofErr w:type="spellEnd"/>
+      <w:r>
+        <w:t xml:space="preserve"> EVE-NG IOL, </w:t>
+      </w:r>
+      <w:proofErr w:type="spellStart"/>
+      <w:r>
+        <w:t>cổng</w:t>
+      </w:r>
+      <w:proofErr w:type="spellEnd"/>
+      <w:r>
+        <w:t xml:space="preserve"> </w:t>
+      </w:r>
+      <w:proofErr w:type="spellStart"/>
+      <w:r>
+        <w:t>FastEthernet</w:t>
+      </w:r>
+      <w:proofErr w:type="spellEnd"/>
+      <w:r>
+        <w:t xml:space="preserve"> (F0/0) </w:t>
+      </w:r>
+      <w:proofErr w:type="spellStart"/>
+      <w:r>
+        <w:t>trong</w:t>
+      </w:r>
+      <w:proofErr w:type="spellEnd"/>
+      <w:r>
+        <w:t xml:space="preserve"> </w:t>
+      </w:r>
+      <w:proofErr w:type="spellStart"/>
+      <w:r>
+        <w:t>hình</w:t>
+      </w:r>
+      <w:proofErr w:type="spellEnd"/>
+      <w:r>
+        <w:t xml:space="preserve"> </w:t>
+      </w:r>
+      <w:proofErr w:type="spellStart"/>
+      <w:r>
+        <w:t>được</w:t>
+      </w:r>
+      <w:proofErr w:type="spellEnd"/>
+      <w:r>
+        <w:t xml:space="preserve"> </w:t>
+      </w:r>
+      <w:proofErr w:type="spellStart"/>
+      <w:r>
+        <w:t>thay</w:t>
+      </w:r>
+      <w:proofErr w:type="spellEnd"/>
+      <w:r>
+        <w:t xml:space="preserve"> </w:t>
+      </w:r>
+      <w:proofErr w:type="spellStart"/>
+      <w:r>
+        <w:t>thế</w:t>
+      </w:r>
+      <w:proofErr w:type="spellEnd"/>
+      <w:r>
+        <w:t xml:space="preserve"> </w:t>
+      </w:r>
+      <w:proofErr w:type="spellStart"/>
+      <w:r>
+        <w:t>bằng</w:t>
+      </w:r>
+      <w:proofErr w:type="spellEnd"/>
+      <w:r>
+        <w:t xml:space="preserve"> </w:t>
+      </w:r>
+      <w:proofErr w:type="spellStart"/>
+      <w:r>
+        <w:t>cổng</w:t>
+      </w:r>
+      <w:proofErr w:type="spellEnd"/>
+      <w:r>
+        <w:t xml:space="preserve"> Ethernet (e0/0) </w:t>
+      </w:r>
+      <w:proofErr w:type="spellStart"/>
+      <w:r>
+        <w:t>có</w:t>
+      </w:r>
+      <w:proofErr w:type="spellEnd"/>
+      <w:r>
+        <w:t xml:space="preserve"> </w:t>
+      </w:r>
+      <w:proofErr w:type="spellStart"/>
+      <w:r>
+        <w:t>chức</w:t>
+      </w:r>
+      <w:proofErr w:type="spellEnd"/>
+      <w:r>
+        <w:t xml:space="preserve"> </w:t>
+      </w:r>
+      <w:proofErr w:type="spellStart"/>
+      <w:r>
+        <w:t>năng</w:t>
+      </w:r>
+      <w:proofErr w:type="spellEnd"/>
+      <w:r>
+        <w:t xml:space="preserve"> </w:t>
+      </w:r>
+      <w:proofErr w:type="spellStart"/>
+      <w:r>
+        <w:t>tương</w:t>
+      </w:r>
+      <w:proofErr w:type="spellEnd"/>
+      <w:r>
+        <w:t xml:space="preserve"> </w:t>
+      </w:r>
+      <w:proofErr w:type="spellStart"/>
+      <w:r>
+        <w:t>đương</w:t>
+      </w:r>
+      <w:proofErr w:type="spellEnd"/>
+      <w:r>
+        <w:t>.</w:t>
+      </w:r>
+    </w:p>
+    <w:p>
+      <w:pPr>
+        <w:rPr>
+          <w:lang w:val="vi-VN"/>
+        </w:rPr>
+      </w:pPr>
+      <w:r>
+        <w:rPr>
+          <w:noProof/>
           <w:lang w:val="vi-VN"/>
         </w:rPr>
         <w:lastRenderedPageBreak/>
@@ -1808,6 +2812,7 @@
       </w:pPr>
       <w:r>
         <w:rPr>
+          <w:noProof/>
           <w:lang w:val="vi-VN"/>
         </w:rPr>
         <w:lastRenderedPageBreak/>
@@ -1856,6 +2861,7 @@
       </w:pPr>
       <w:r>
         <w:rPr>
+          <w:noProof/>
           <w:lang w:val="vi-VN"/>
         </w:rPr>
         <w:drawing>
@@ -1903,6 +2909,7 @@
       </w:pPr>
       <w:r>
         <w:rPr>
+          <w:noProof/>
           <w:lang w:val="vi-VN"/>
         </w:rPr>
         <w:lastRenderedPageBreak/>
@@ -1986,8 +2993,205 @@
       </w:r>
     </w:p>
     <w:p>
-      <w:r>
-        <w:t>Bảng kết quả (Brief interfaces information) cho thấy các cổng s1/0, s1/1 và e0/0 trên Router Central đã được gán IP chính xác theo quy hoạch mạng và đều ở trạng thái "up/up" (hoạt động tốt).</w:t>
+      <w:proofErr w:type="spellStart"/>
+      <w:r>
+        <w:t>Bảng</w:t>
+      </w:r>
+      <w:proofErr w:type="spellEnd"/>
+      <w:r>
+        <w:t xml:space="preserve"> </w:t>
+      </w:r>
+      <w:proofErr w:type="spellStart"/>
+      <w:r>
+        <w:t>kết</w:t>
+      </w:r>
+      <w:proofErr w:type="spellEnd"/>
+      <w:r>
+        <w:t xml:space="preserve"> </w:t>
+      </w:r>
+      <w:proofErr w:type="spellStart"/>
+      <w:r>
+        <w:t>quả</w:t>
+      </w:r>
+      <w:proofErr w:type="spellEnd"/>
+      <w:r>
+        <w:t xml:space="preserve"> (Brief interfaces information) </w:t>
+      </w:r>
+      <w:proofErr w:type="spellStart"/>
+      <w:r>
+        <w:t>cho</w:t>
+      </w:r>
+      <w:proofErr w:type="spellEnd"/>
+      <w:r>
+        <w:t xml:space="preserve"> </w:t>
+      </w:r>
+      <w:proofErr w:type="spellStart"/>
+      <w:r>
+        <w:t>thấy</w:t>
+      </w:r>
+      <w:proofErr w:type="spellEnd"/>
+      <w:r>
+        <w:t xml:space="preserve"> </w:t>
+      </w:r>
+      <w:proofErr w:type="spellStart"/>
+      <w:r>
+        <w:t>các</w:t>
+      </w:r>
+      <w:proofErr w:type="spellEnd"/>
+      <w:r>
+        <w:t xml:space="preserve"> </w:t>
+      </w:r>
+      <w:proofErr w:type="spellStart"/>
+      <w:r>
+        <w:t>cổng</w:t>
+      </w:r>
+      <w:proofErr w:type="spellEnd"/>
+      <w:r>
+        <w:t xml:space="preserve"> s1/0, s1/1 </w:t>
+      </w:r>
+      <w:proofErr w:type="spellStart"/>
+      <w:r>
+        <w:t>và</w:t>
+      </w:r>
+      <w:proofErr w:type="spellEnd"/>
+      <w:r>
+        <w:t xml:space="preserve"> e0/0 </w:t>
+      </w:r>
+      <w:proofErr w:type="spellStart"/>
+      <w:r>
+        <w:t>trên</w:t>
+      </w:r>
+      <w:proofErr w:type="spellEnd"/>
+      <w:r>
+        <w:t xml:space="preserve"> Router Central </w:t>
+      </w:r>
+      <w:proofErr w:type="spellStart"/>
+      <w:r>
+        <w:t>đã</w:t>
+      </w:r>
+      <w:proofErr w:type="spellEnd"/>
+      <w:r>
+        <w:t xml:space="preserve"> </w:t>
+      </w:r>
+      <w:proofErr w:type="spellStart"/>
+      <w:r>
+        <w:t>được</w:t>
+      </w:r>
+      <w:proofErr w:type="spellEnd"/>
+      <w:r>
+        <w:t xml:space="preserve"> </w:t>
+      </w:r>
+      <w:proofErr w:type="spellStart"/>
+      <w:r>
+        <w:t>gán</w:t>
+      </w:r>
+      <w:proofErr w:type="spellEnd"/>
+      <w:r>
+        <w:t xml:space="preserve"> IP </w:t>
+      </w:r>
+      <w:proofErr w:type="spellStart"/>
+      <w:r>
+        <w:t>chính</w:t>
+      </w:r>
+      <w:proofErr w:type="spellEnd"/>
+      <w:r>
+        <w:t xml:space="preserve"> </w:t>
+      </w:r>
+      <w:proofErr w:type="spellStart"/>
+      <w:r>
+        <w:t>xác</w:t>
+      </w:r>
+      <w:proofErr w:type="spellEnd"/>
+      <w:r>
+        <w:t xml:space="preserve"> </w:t>
+      </w:r>
+      <w:proofErr w:type="spellStart"/>
+      <w:r>
+        <w:t>theo</w:t>
+      </w:r>
+      <w:proofErr w:type="spellEnd"/>
+      <w:r>
+        <w:t xml:space="preserve"> </w:t>
+      </w:r>
+      <w:proofErr w:type="spellStart"/>
+      <w:r>
+        <w:t>quy</w:t>
+      </w:r>
+      <w:proofErr w:type="spellEnd"/>
+      <w:r>
+        <w:t xml:space="preserve"> </w:t>
+      </w:r>
+      <w:proofErr w:type="spellStart"/>
+      <w:r>
+        <w:t>hoạch</w:t>
+      </w:r>
+      <w:proofErr w:type="spellEnd"/>
+      <w:r>
+        <w:t xml:space="preserve"> </w:t>
+      </w:r>
+      <w:proofErr w:type="spellStart"/>
+      <w:r>
+        <w:t>mạng</w:t>
+      </w:r>
+      <w:proofErr w:type="spellEnd"/>
+      <w:r>
+        <w:t xml:space="preserve"> </w:t>
+      </w:r>
+      <w:proofErr w:type="spellStart"/>
+      <w:r>
+        <w:t>và</w:t>
+      </w:r>
+      <w:proofErr w:type="spellEnd"/>
+      <w:r>
+        <w:t xml:space="preserve"> </w:t>
+      </w:r>
+      <w:proofErr w:type="spellStart"/>
+      <w:r>
+        <w:t>đều</w:t>
+      </w:r>
+      <w:proofErr w:type="spellEnd"/>
+      <w:r>
+        <w:t xml:space="preserve"> ở </w:t>
+      </w:r>
+      <w:proofErr w:type="spellStart"/>
+      <w:r>
+        <w:t>trạng</w:t>
+      </w:r>
+      <w:proofErr w:type="spellEnd"/>
+      <w:r>
+        <w:t xml:space="preserve"> </w:t>
+      </w:r>
+      <w:proofErr w:type="spellStart"/>
+      <w:r>
+        <w:t>thái</w:t>
+      </w:r>
+      <w:proofErr w:type="spellEnd"/>
+      <w:r>
+        <w:t xml:space="preserve"> "up/up" (</w:t>
+      </w:r>
+      <w:proofErr w:type="spellStart"/>
+      <w:r>
+        <w:t>hoạt</w:t>
+      </w:r>
+      <w:proofErr w:type="spellEnd"/>
+      <w:r>
+        <w:t xml:space="preserve"> </w:t>
+      </w:r>
+      <w:proofErr w:type="spellStart"/>
+      <w:r>
+        <w:t>động</w:t>
+      </w:r>
+      <w:proofErr w:type="spellEnd"/>
+      <w:r>
+        <w:t xml:space="preserve"> </w:t>
+      </w:r>
+      <w:proofErr w:type="spellStart"/>
+      <w:r>
+        <w:t>tốt</w:t>
+      </w:r>
+      <w:proofErr w:type="spellEnd"/>
+      <w:r>
+        <w:t>).</w:t>
       </w:r>
     </w:p>
     <w:p/>
@@ -1999,6 +3203,9 @@
         </w:rPr>
       </w:pPr>
       <w:r>
+        <w:rPr>
+          <w:noProof/>
+        </w:rPr>
         <w:lastRenderedPageBreak/>
         <w:drawing>
           <wp:inline distT="0" distB="0" distL="0" distR="0" wp14:anchorId="7424E6B6" wp14:editId="46B3BF0A">
@@ -2044,17 +3251,106 @@
         </w:rPr>
       </w:pPr>
       <w:r>
-        <w:t>PC1 đã gửi gói tin đi qua Switch và ping thành công đến Default Gateway của nó là Router West.</w:t>
-      </w:r>
-    </w:p>
-    <w:p>
-      <w:pPr>
-        <w:rPr>
-          <w:lang w:val="vi-VN"/>
-        </w:rPr>
-      </w:pPr>
-      <w:r>
-        <w:rPr>
+        <w:t xml:space="preserve">PC1 </w:t>
+      </w:r>
+      <w:proofErr w:type="spellStart"/>
+      <w:r>
+        <w:t>đã</w:t>
+      </w:r>
+      <w:proofErr w:type="spellEnd"/>
+      <w:r>
+        <w:t xml:space="preserve"> </w:t>
+      </w:r>
+      <w:proofErr w:type="spellStart"/>
+      <w:r>
+        <w:t>gửi</w:t>
+      </w:r>
+      <w:proofErr w:type="spellEnd"/>
+      <w:r>
+        <w:t xml:space="preserve"> </w:t>
+      </w:r>
+      <w:proofErr w:type="spellStart"/>
+      <w:r>
+        <w:t>gói</w:t>
+      </w:r>
+      <w:proofErr w:type="spellEnd"/>
+      <w:r>
+        <w:t xml:space="preserve"> tin </w:t>
+      </w:r>
+      <w:proofErr w:type="spellStart"/>
+      <w:r>
+        <w:t>đi</w:t>
+      </w:r>
+      <w:proofErr w:type="spellEnd"/>
+      <w:r>
+        <w:t xml:space="preserve"> qua Switch </w:t>
+      </w:r>
+      <w:proofErr w:type="spellStart"/>
+      <w:r>
+        <w:t>và</w:t>
+      </w:r>
+      <w:proofErr w:type="spellEnd"/>
+      <w:r>
+        <w:t xml:space="preserve"> ping </w:t>
+      </w:r>
+      <w:proofErr w:type="spellStart"/>
+      <w:r>
+        <w:t>thành</w:t>
+      </w:r>
+      <w:proofErr w:type="spellEnd"/>
+      <w:r>
+        <w:t xml:space="preserve"> </w:t>
+      </w:r>
+      <w:proofErr w:type="spellStart"/>
+      <w:r>
+        <w:t>công</w:t>
+      </w:r>
+      <w:proofErr w:type="spellEnd"/>
+      <w:r>
+        <w:t xml:space="preserve"> </w:t>
+      </w:r>
+      <w:proofErr w:type="spellStart"/>
+      <w:r>
+        <w:t>đến</w:t>
+      </w:r>
+      <w:proofErr w:type="spellEnd"/>
+      <w:r>
+        <w:t xml:space="preserve"> Default Gateway </w:t>
+      </w:r>
+      <w:proofErr w:type="spellStart"/>
+      <w:r>
+        <w:t>của</w:t>
+      </w:r>
+      <w:proofErr w:type="spellEnd"/>
+      <w:r>
+        <w:t xml:space="preserve"> </w:t>
+      </w:r>
+      <w:proofErr w:type="spellStart"/>
+      <w:r>
+        <w:t>nó</w:t>
+      </w:r>
+      <w:proofErr w:type="spellEnd"/>
+      <w:r>
+        <w:t xml:space="preserve"> </w:t>
+      </w:r>
+      <w:proofErr w:type="spellStart"/>
+      <w:r>
+        <w:t>là</w:t>
+      </w:r>
+      <w:proofErr w:type="spellEnd"/>
+      <w:r>
+        <w:t xml:space="preserve"> Router West.</w:t>
+      </w:r>
+    </w:p>
+    <w:p>
+      <w:pPr>
+        <w:rPr>
+          <w:lang w:val="vi-VN"/>
+        </w:rPr>
+      </w:pPr>
+      <w:r>
+        <w:rPr>
+          <w:noProof/>
           <w:lang w:val="vi-VN"/>
         </w:rPr>
         <w:lastRenderedPageBreak/>
@@ -2115,6 +3411,9 @@
         </w:rPr>
       </w:pPr>
       <w:r>
+        <w:rPr>
+          <w:noProof/>
+        </w:rPr>
         <w:drawing>
           <wp:inline distT="0" distB="0" distL="0" distR="0" wp14:anchorId="30D34752" wp14:editId="64B06099">
             <wp:extent cx="5943600" cy="3348990"/>
@@ -2172,10 +3471,12 @@
           <w:lang w:val="vi-VN"/>
         </w:rPr>
       </w:pPr>
+      <w:proofErr w:type="spellStart"/>
       <w:r>
         <w:lastRenderedPageBreak/>
         <w:t>Bài</w:t>
       </w:r>
+      <w:proofErr w:type="spellEnd"/>
       <w:r>
         <w:rPr>
           <w:lang w:val="vi-VN"/>
@@ -2191,6 +3492,7 @@
       </w:pPr>
       <w:r>
         <w:rPr>
+          <w:noProof/>
           <w:lang w:val="vi-VN"/>
         </w:rPr>
         <w:drawing>
@@ -2238,6 +3540,7 @@
       </w:pPr>
       <w:r>
         <w:rPr>
+          <w:noProof/>
           <w:lang w:val="vi-VN"/>
         </w:rPr>
         <w:lastRenderedPageBreak/>
@@ -2285,6 +3588,9 @@
         </w:rPr>
       </w:pPr>
       <w:r>
+        <w:rPr>
+          <w:noProof/>
+        </w:rPr>
         <w:lastRenderedPageBreak/>
         <w:drawing>
           <wp:inline distT="0" distB="0" distL="0" distR="0" wp14:anchorId="726583B1" wp14:editId="4AFF1A19">
@@ -2331,6 +3637,7 @@
       </w:pPr>
       <w:r>
         <w:rPr>
+          <w:noProof/>
           <w:lang w:val="vi-VN"/>
         </w:rPr>
         <w:lastRenderedPageBreak/>
@@ -2377,18 +3684,424 @@
           <w:lang w:val="vi-VN"/>
         </w:rPr>
       </w:pPr>
-      <w:r>
-        <w:t>Bảng định tuyến (Routing table) tiết lộ các con đường mà Router đã học được. Chữ "C" (Connected) báo hiệu các mạng cắm trực tiếp vào Router (mạng 10.0.0.0 và 192.168.0.0). Đặc biệt, chữ "S" (Static) cho thấy Router đã được cấu hình thủ công để biết đường đi đến các mạng ở xa (ví dụ mạng 192.168.2.0) thông qua địa chỉ IP trạm kế tiếp (next-hop) là 10.0.0.2 của Router Central.</w:t>
-      </w:r>
-    </w:p>
-    <w:p>
-      <w:pPr>
-        <w:rPr>
-          <w:lang w:val="vi-VN"/>
-        </w:rPr>
-      </w:pPr>
-      <w:r>
-        <w:rPr>
+      <w:proofErr w:type="spellStart"/>
+      <w:r>
+        <w:t>Bảng</w:t>
+      </w:r>
+      <w:proofErr w:type="spellEnd"/>
+      <w:r>
+        <w:t xml:space="preserve"> </w:t>
+      </w:r>
+      <w:proofErr w:type="spellStart"/>
+      <w:r>
+        <w:t>định</w:t>
+      </w:r>
+      <w:proofErr w:type="spellEnd"/>
+      <w:r>
+        <w:t xml:space="preserve"> </w:t>
+      </w:r>
+      <w:proofErr w:type="spellStart"/>
+      <w:r>
+        <w:t>tuyến</w:t>
+      </w:r>
+      <w:proofErr w:type="spellEnd"/>
+      <w:r>
+        <w:t xml:space="preserve"> (Routing table) </w:t>
+      </w:r>
+      <w:proofErr w:type="spellStart"/>
+      <w:r>
+        <w:t>tiết</w:t>
+      </w:r>
+      <w:proofErr w:type="spellEnd"/>
+      <w:r>
+        <w:t xml:space="preserve"> </w:t>
+      </w:r>
+      <w:proofErr w:type="spellStart"/>
+      <w:r>
+        <w:t>lộ</w:t>
+      </w:r>
+      <w:proofErr w:type="spellEnd"/>
+      <w:r>
+        <w:t xml:space="preserve"> </w:t>
+      </w:r>
+      <w:proofErr w:type="spellStart"/>
+      <w:r>
+        <w:t>các</w:t>
+      </w:r>
+      <w:proofErr w:type="spellEnd"/>
+      <w:r>
+        <w:t xml:space="preserve"> con </w:t>
+      </w:r>
+      <w:proofErr w:type="spellStart"/>
+      <w:r>
+        <w:t>đường</w:t>
+      </w:r>
+      <w:proofErr w:type="spellEnd"/>
+      <w:r>
+        <w:t xml:space="preserve"> </w:t>
+      </w:r>
+      <w:proofErr w:type="spellStart"/>
+      <w:r>
+        <w:t>mà</w:t>
+      </w:r>
+      <w:proofErr w:type="spellEnd"/>
+      <w:r>
+        <w:t xml:space="preserve"> Router </w:t>
+      </w:r>
+      <w:proofErr w:type="spellStart"/>
+      <w:r>
+        <w:t>đã</w:t>
+      </w:r>
+      <w:proofErr w:type="spellEnd"/>
+      <w:r>
+        <w:t xml:space="preserve"> </w:t>
+      </w:r>
+      <w:proofErr w:type="spellStart"/>
+      <w:r>
+        <w:t>học</w:t>
+      </w:r>
+      <w:proofErr w:type="spellEnd"/>
+      <w:r>
+        <w:t xml:space="preserve"> </w:t>
+      </w:r>
+      <w:proofErr w:type="spellStart"/>
+      <w:r>
+        <w:t>được</w:t>
+      </w:r>
+      <w:proofErr w:type="spellEnd"/>
+      <w:r>
+        <w:t xml:space="preserve">. </w:t>
+      </w:r>
+      <w:proofErr w:type="spellStart"/>
+      <w:r>
+        <w:t>Chữ</w:t>
+      </w:r>
+      <w:proofErr w:type="spellEnd"/>
+      <w:r>
+        <w:t xml:space="preserve"> "C" (Connected) </w:t>
+      </w:r>
+      <w:proofErr w:type="spellStart"/>
+      <w:r>
+        <w:t>báo</w:t>
+      </w:r>
+      <w:proofErr w:type="spellEnd"/>
+      <w:r>
+        <w:t xml:space="preserve"> </w:t>
+      </w:r>
+      <w:proofErr w:type="spellStart"/>
+      <w:r>
+        <w:t>hiệu</w:t>
+      </w:r>
+      <w:proofErr w:type="spellEnd"/>
+      <w:r>
+        <w:t xml:space="preserve"> </w:t>
+      </w:r>
+      <w:proofErr w:type="spellStart"/>
+      <w:r>
+        <w:t>các</w:t>
+      </w:r>
+      <w:proofErr w:type="spellEnd"/>
+      <w:r>
+        <w:t xml:space="preserve"> </w:t>
+      </w:r>
+      <w:proofErr w:type="spellStart"/>
+      <w:r>
+        <w:t>mạng</w:t>
+      </w:r>
+      <w:proofErr w:type="spellEnd"/>
+      <w:r>
+        <w:t xml:space="preserve"> </w:t>
+      </w:r>
+      <w:proofErr w:type="spellStart"/>
+      <w:r>
+        <w:t>cắm</w:t>
+      </w:r>
+      <w:proofErr w:type="spellEnd"/>
+      <w:r>
+        <w:t xml:space="preserve"> </w:t>
+      </w:r>
+      <w:proofErr w:type="spellStart"/>
+      <w:r>
+        <w:t>trực</w:t>
+      </w:r>
+      <w:proofErr w:type="spellEnd"/>
+      <w:r>
+        <w:t xml:space="preserve"> </w:t>
+      </w:r>
+      <w:proofErr w:type="spellStart"/>
+      <w:r>
+        <w:t>tiếp</w:t>
+      </w:r>
+      <w:proofErr w:type="spellEnd"/>
+      <w:r>
+        <w:t xml:space="preserve"> </w:t>
+      </w:r>
+      <w:proofErr w:type="spellStart"/>
+      <w:r>
+        <w:t>vào</w:t>
+      </w:r>
+      <w:proofErr w:type="spellEnd"/>
+      <w:r>
+        <w:t xml:space="preserve"> Router (</w:t>
+      </w:r>
+      <w:proofErr w:type="spellStart"/>
+      <w:r>
+        <w:t>mạng</w:t>
+      </w:r>
+      <w:proofErr w:type="spellEnd"/>
+      <w:r>
+        <w:t xml:space="preserve"> 10.0.0.0 </w:t>
+      </w:r>
+      <w:proofErr w:type="spellStart"/>
+      <w:r>
+        <w:t>và</w:t>
+      </w:r>
+      <w:proofErr w:type="spellEnd"/>
+      <w:r>
+        <w:t xml:space="preserve"> 192.168.0.0). </w:t>
+      </w:r>
+      <w:proofErr w:type="spellStart"/>
+      <w:r>
+        <w:t>Đặc</w:t>
+      </w:r>
+      <w:proofErr w:type="spellEnd"/>
+      <w:r>
+        <w:t xml:space="preserve"> </w:t>
+      </w:r>
+      <w:proofErr w:type="spellStart"/>
+      <w:r>
+        <w:t>biệt</w:t>
+      </w:r>
+      <w:proofErr w:type="spellEnd"/>
+      <w:r>
+        <w:t xml:space="preserve">, </w:t>
+      </w:r>
+      <w:proofErr w:type="spellStart"/>
+      <w:r>
+        <w:t>chữ</w:t>
+      </w:r>
+      <w:proofErr w:type="spellEnd"/>
+      <w:r>
+        <w:t xml:space="preserve"> "S" (Static) </w:t>
+      </w:r>
+      <w:proofErr w:type="spellStart"/>
+      <w:r>
+        <w:t>cho</w:t>
+      </w:r>
+      <w:proofErr w:type="spellEnd"/>
+      <w:r>
+        <w:t xml:space="preserve"> </w:t>
+      </w:r>
+      <w:proofErr w:type="spellStart"/>
+      <w:r>
+        <w:t>thấy</w:t>
+      </w:r>
+      <w:proofErr w:type="spellEnd"/>
+      <w:r>
+        <w:t xml:space="preserve"> Router </w:t>
+      </w:r>
+      <w:proofErr w:type="spellStart"/>
+      <w:r>
+        <w:t>đã</w:t>
+      </w:r>
+      <w:proofErr w:type="spellEnd"/>
+      <w:r>
+        <w:t xml:space="preserve"> </w:t>
+      </w:r>
+      <w:proofErr w:type="spellStart"/>
+      <w:r>
+        <w:t>được</w:t>
+      </w:r>
+      <w:proofErr w:type="spellEnd"/>
+      <w:r>
+        <w:t xml:space="preserve"> </w:t>
+      </w:r>
+      <w:proofErr w:type="spellStart"/>
+      <w:r>
+        <w:t>cấu</w:t>
+      </w:r>
+      <w:proofErr w:type="spellEnd"/>
+      <w:r>
+        <w:t xml:space="preserve"> </w:t>
+      </w:r>
+      <w:proofErr w:type="spellStart"/>
+      <w:r>
+        <w:t>hình</w:t>
+      </w:r>
+      <w:proofErr w:type="spellEnd"/>
+      <w:r>
+        <w:t xml:space="preserve"> </w:t>
+      </w:r>
+      <w:proofErr w:type="spellStart"/>
+      <w:r>
+        <w:t>thủ</w:t>
+      </w:r>
+      <w:proofErr w:type="spellEnd"/>
+      <w:r>
+        <w:t xml:space="preserve"> </w:t>
+      </w:r>
+      <w:proofErr w:type="spellStart"/>
+      <w:r>
+        <w:t>công</w:t>
+      </w:r>
+      <w:proofErr w:type="spellEnd"/>
+      <w:r>
+        <w:t xml:space="preserve"> </w:t>
+      </w:r>
+      <w:proofErr w:type="spellStart"/>
+      <w:r>
+        <w:t>để</w:t>
+      </w:r>
+      <w:proofErr w:type="spellEnd"/>
+      <w:r>
+        <w:t xml:space="preserve"> </w:t>
+      </w:r>
+      <w:proofErr w:type="spellStart"/>
+      <w:r>
+        <w:t>biết</w:t>
+      </w:r>
+      <w:proofErr w:type="spellEnd"/>
+      <w:r>
+        <w:t xml:space="preserve"> </w:t>
+      </w:r>
+      <w:proofErr w:type="spellStart"/>
+      <w:r>
+        <w:t>đường</w:t>
+      </w:r>
+      <w:proofErr w:type="spellEnd"/>
+      <w:r>
+        <w:t xml:space="preserve"> </w:t>
+      </w:r>
+      <w:proofErr w:type="spellStart"/>
+      <w:r>
+        <w:t>đi</w:t>
+      </w:r>
+      <w:proofErr w:type="spellEnd"/>
+      <w:r>
+        <w:t xml:space="preserve"> </w:t>
+      </w:r>
+      <w:proofErr w:type="spellStart"/>
+      <w:r>
+        <w:t>đến</w:t>
+      </w:r>
+      <w:proofErr w:type="spellEnd"/>
+      <w:r>
+        <w:t xml:space="preserve"> </w:t>
+      </w:r>
+      <w:proofErr w:type="spellStart"/>
+      <w:r>
+        <w:t>các</w:t>
+      </w:r>
+      <w:proofErr w:type="spellEnd"/>
+      <w:r>
+        <w:t xml:space="preserve"> </w:t>
+      </w:r>
+      <w:proofErr w:type="spellStart"/>
+      <w:r>
+        <w:t>mạng</w:t>
+      </w:r>
+      <w:proofErr w:type="spellEnd"/>
+      <w:r>
+        <w:t xml:space="preserve"> ở xa (</w:t>
+      </w:r>
+      <w:proofErr w:type="spellStart"/>
+      <w:r>
+        <w:t>ví</w:t>
+      </w:r>
+      <w:proofErr w:type="spellEnd"/>
+      <w:r>
+        <w:t xml:space="preserve"> </w:t>
+      </w:r>
+      <w:proofErr w:type="spellStart"/>
+      <w:r>
+        <w:t>dụ</w:t>
+      </w:r>
+      <w:proofErr w:type="spellEnd"/>
+      <w:r>
+        <w:t xml:space="preserve"> </w:t>
+      </w:r>
+      <w:proofErr w:type="spellStart"/>
+      <w:r>
+        <w:t>mạng</w:t>
+      </w:r>
+      <w:proofErr w:type="spellEnd"/>
+      <w:r>
+        <w:t xml:space="preserve"> 192.168.2.0) </w:t>
+      </w:r>
+      <w:proofErr w:type="spellStart"/>
+      <w:r>
+        <w:t>thông</w:t>
+      </w:r>
+      <w:proofErr w:type="spellEnd"/>
+      <w:r>
+        <w:t xml:space="preserve"> qua </w:t>
+      </w:r>
+      <w:proofErr w:type="spellStart"/>
+      <w:r>
+        <w:t>địa</w:t>
+      </w:r>
+      <w:proofErr w:type="spellEnd"/>
+      <w:r>
+        <w:t xml:space="preserve"> </w:t>
+      </w:r>
+      <w:proofErr w:type="spellStart"/>
+      <w:r>
+        <w:t>chỉ</w:t>
+      </w:r>
+      <w:proofErr w:type="spellEnd"/>
+      <w:r>
+        <w:t xml:space="preserve"> IP </w:t>
+      </w:r>
+      <w:proofErr w:type="spellStart"/>
+      <w:r>
+        <w:t>trạm</w:t>
+      </w:r>
+      <w:proofErr w:type="spellEnd"/>
+      <w:r>
+        <w:t xml:space="preserve"> </w:t>
+      </w:r>
+      <w:proofErr w:type="spellStart"/>
+      <w:r>
+        <w:t>kế</w:t>
+      </w:r>
+      <w:proofErr w:type="spellEnd"/>
+      <w:r>
+        <w:t xml:space="preserve"> </w:t>
+      </w:r>
+      <w:proofErr w:type="spellStart"/>
+      <w:r>
+        <w:t>tiếp</w:t>
+      </w:r>
+      <w:proofErr w:type="spellEnd"/>
+      <w:r>
+        <w:t xml:space="preserve"> (next-hop) </w:t>
+      </w:r>
+      <w:proofErr w:type="spellStart"/>
+      <w:r>
+        <w:t>là</w:t>
+      </w:r>
+      <w:proofErr w:type="spellEnd"/>
+      <w:r>
+        <w:t xml:space="preserve"> 10.0.0.2 </w:t>
+      </w:r>
+      <w:proofErr w:type="spellStart"/>
+      <w:r>
+        <w:t>của</w:t>
+      </w:r>
+      <w:proofErr w:type="spellEnd"/>
+      <w:r>
+        <w:t xml:space="preserve"> Router Central.</w:t>
+      </w:r>
+    </w:p>
+    <w:p>
+      <w:pPr>
+        <w:rPr>
+          <w:lang w:val="vi-VN"/>
+        </w:rPr>
+      </w:pPr>
+      <w:r>
+        <w:rPr>
+          <w:noProof/>
           <w:lang w:val="vi-VN"/>
         </w:rPr>
         <w:lastRenderedPageBreak/>
@@ -2435,11 +4148,288 @@
           <w:lang w:val="vi-VN"/>
         </w:rPr>
       </w:pPr>
+      <w:proofErr w:type="spellStart"/>
       <w:r>
         <w:t>k</w:t>
       </w:r>
       <w:r>
-        <w:t>ết quả Ping thành công chứng tỏ máy PC1 ở West đã có thể giao tiếp với máy PC3 ở East. Lệnh trace (Traceroute) tiết lộ chính xác đường đi của gói tin: Gói tin xuất phát từ PC1 -&gt; Đi lên Gateway West (192.168.0.1) -&gt; Nhảy qua Central (10.0.0.2) -&gt; Nhảy qua East (10.0.1.2) -&gt; Cuối cùng chuyển xuống PC3 (192.168.2.5).</w:t>
+        <w:t>ết</w:t>
+      </w:r>
+      <w:proofErr w:type="spellEnd"/>
+      <w:r>
+        <w:t xml:space="preserve"> </w:t>
+      </w:r>
+      <w:proofErr w:type="spellStart"/>
+      <w:r>
+        <w:t>quả</w:t>
+      </w:r>
+      <w:proofErr w:type="spellEnd"/>
+      <w:r>
+        <w:t xml:space="preserve"> Ping </w:t>
+      </w:r>
+      <w:proofErr w:type="spellStart"/>
+      <w:r>
+        <w:t>thành</w:t>
+      </w:r>
+      <w:proofErr w:type="spellEnd"/>
+      <w:r>
+        <w:t xml:space="preserve"> </w:t>
+      </w:r>
+      <w:proofErr w:type="spellStart"/>
+      <w:r>
+        <w:t>công</w:t>
+      </w:r>
+      <w:proofErr w:type="spellEnd"/>
+      <w:r>
+        <w:t xml:space="preserve"> </w:t>
+      </w:r>
+      <w:proofErr w:type="spellStart"/>
+      <w:r>
+        <w:t>chứng</w:t>
+      </w:r>
+      <w:proofErr w:type="spellEnd"/>
+      <w:r>
+        <w:t xml:space="preserve"> </w:t>
+      </w:r>
+      <w:proofErr w:type="spellStart"/>
+      <w:r>
+        <w:t>tỏ</w:t>
+      </w:r>
+      <w:proofErr w:type="spellEnd"/>
+      <w:r>
+        <w:t xml:space="preserve"> </w:t>
+      </w:r>
+      <w:proofErr w:type="spellStart"/>
+      <w:r>
+        <w:t>máy</w:t>
+      </w:r>
+      <w:proofErr w:type="spellEnd"/>
+      <w:r>
+        <w:t xml:space="preserve"> PC1 ở West </w:t>
+      </w:r>
+      <w:proofErr w:type="spellStart"/>
+      <w:r>
+        <w:t>đã</w:t>
+      </w:r>
+      <w:proofErr w:type="spellEnd"/>
+      <w:r>
+        <w:t xml:space="preserve"> </w:t>
+      </w:r>
+      <w:proofErr w:type="spellStart"/>
+      <w:r>
+        <w:t>có</w:t>
+      </w:r>
+      <w:proofErr w:type="spellEnd"/>
+      <w:r>
+        <w:t xml:space="preserve"> </w:t>
+      </w:r>
+      <w:proofErr w:type="spellStart"/>
+      <w:r>
+        <w:t>thể</w:t>
+      </w:r>
+      <w:proofErr w:type="spellEnd"/>
+      <w:r>
+        <w:t xml:space="preserve"> </w:t>
+      </w:r>
+      <w:proofErr w:type="spellStart"/>
+      <w:r>
+        <w:t>giao</w:t>
+      </w:r>
+      <w:proofErr w:type="spellEnd"/>
+      <w:r>
+        <w:t xml:space="preserve"> </w:t>
+      </w:r>
+      <w:proofErr w:type="spellStart"/>
+      <w:r>
+        <w:t>tiếp</w:t>
+      </w:r>
+      <w:proofErr w:type="spellEnd"/>
+      <w:r>
+        <w:t xml:space="preserve"> </w:t>
+      </w:r>
+      <w:proofErr w:type="spellStart"/>
+      <w:r>
+        <w:t>với</w:t>
+      </w:r>
+      <w:proofErr w:type="spellEnd"/>
+      <w:r>
+        <w:t xml:space="preserve"> </w:t>
+      </w:r>
+      <w:proofErr w:type="spellStart"/>
+      <w:r>
+        <w:t>máy</w:t>
+      </w:r>
+      <w:proofErr w:type="spellEnd"/>
+      <w:r>
+        <w:t xml:space="preserve"> PC3 ở East. </w:t>
+      </w:r>
+      <w:proofErr w:type="spellStart"/>
+      <w:r>
+        <w:t>Lệnh</w:t>
+      </w:r>
+      <w:proofErr w:type="spellEnd"/>
+      <w:r>
+        <w:t xml:space="preserve"> trace (Traceroute) </w:t>
+      </w:r>
+      <w:proofErr w:type="spellStart"/>
+      <w:r>
+        <w:t>tiết</w:t>
+      </w:r>
+      <w:proofErr w:type="spellEnd"/>
+      <w:r>
+        <w:t xml:space="preserve"> </w:t>
+      </w:r>
+      <w:proofErr w:type="spellStart"/>
+      <w:r>
+        <w:t>lộ</w:t>
+      </w:r>
+      <w:proofErr w:type="spellEnd"/>
+      <w:r>
+        <w:t xml:space="preserve"> </w:t>
+      </w:r>
+      <w:proofErr w:type="spellStart"/>
+      <w:r>
+        <w:t>chính</w:t>
+      </w:r>
+      <w:proofErr w:type="spellEnd"/>
+      <w:r>
+        <w:t xml:space="preserve"> </w:t>
+      </w:r>
+      <w:proofErr w:type="spellStart"/>
+      <w:r>
+        <w:t>xác</w:t>
+      </w:r>
+      <w:proofErr w:type="spellEnd"/>
+      <w:r>
+        <w:t xml:space="preserve"> </w:t>
+      </w:r>
+      <w:proofErr w:type="spellStart"/>
+      <w:r>
+        <w:t>đường</w:t>
+      </w:r>
+      <w:proofErr w:type="spellEnd"/>
+      <w:r>
+        <w:t xml:space="preserve"> </w:t>
+      </w:r>
+      <w:proofErr w:type="spellStart"/>
+      <w:r>
+        <w:t>đi</w:t>
+      </w:r>
+      <w:proofErr w:type="spellEnd"/>
+      <w:r>
+        <w:t xml:space="preserve"> </w:t>
+      </w:r>
+      <w:proofErr w:type="spellStart"/>
+      <w:r>
+        <w:t>của</w:t>
+      </w:r>
+      <w:proofErr w:type="spellEnd"/>
+      <w:r>
+        <w:t xml:space="preserve"> </w:t>
+      </w:r>
+      <w:proofErr w:type="spellStart"/>
+      <w:r>
+        <w:t>gói</w:t>
+      </w:r>
+      <w:proofErr w:type="spellEnd"/>
+      <w:r>
+        <w:t xml:space="preserve"> tin: </w:t>
+      </w:r>
+      <w:proofErr w:type="spellStart"/>
+      <w:r>
+        <w:t>Gói</w:t>
+      </w:r>
+      <w:proofErr w:type="spellEnd"/>
+      <w:r>
+        <w:t xml:space="preserve"> tin </w:t>
+      </w:r>
+      <w:proofErr w:type="spellStart"/>
+      <w:r>
+        <w:t>xuất</w:t>
+      </w:r>
+      <w:proofErr w:type="spellEnd"/>
+      <w:r>
+        <w:t xml:space="preserve"> </w:t>
+      </w:r>
+      <w:proofErr w:type="spellStart"/>
+      <w:r>
+        <w:t>phát</w:t>
+      </w:r>
+      <w:proofErr w:type="spellEnd"/>
+      <w:r>
+        <w:t xml:space="preserve"> </w:t>
+      </w:r>
+      <w:proofErr w:type="spellStart"/>
+      <w:r>
+        <w:t>từ</w:t>
+      </w:r>
+      <w:proofErr w:type="spellEnd"/>
+      <w:r>
+        <w:t xml:space="preserve"> PC1 -&gt; </w:t>
+      </w:r>
+      <w:proofErr w:type="spellStart"/>
+      <w:r>
+        <w:t>Đi</w:t>
+      </w:r>
+      <w:proofErr w:type="spellEnd"/>
+      <w:r>
+        <w:t xml:space="preserve"> </w:t>
+      </w:r>
+      <w:proofErr w:type="spellStart"/>
+      <w:r>
+        <w:t>lên</w:t>
+      </w:r>
+      <w:proofErr w:type="spellEnd"/>
+      <w:r>
+        <w:t xml:space="preserve"> Gateway West (192.168.0.1) -&gt; </w:t>
+      </w:r>
+      <w:proofErr w:type="spellStart"/>
+      <w:r>
+        <w:t>Nhảy</w:t>
+      </w:r>
+      <w:proofErr w:type="spellEnd"/>
+      <w:r>
+        <w:t xml:space="preserve"> qua Central (10.0.0.2) -&gt; </w:t>
+      </w:r>
+      <w:proofErr w:type="spellStart"/>
+      <w:r>
+        <w:t>Nhảy</w:t>
+      </w:r>
+      <w:proofErr w:type="spellEnd"/>
+      <w:r>
+        <w:t xml:space="preserve"> qua East (10.0.1.2) -&gt; </w:t>
+      </w:r>
+      <w:proofErr w:type="spellStart"/>
+      <w:r>
+        <w:t>Cuối</w:t>
+      </w:r>
+      <w:proofErr w:type="spellEnd"/>
+      <w:r>
+        <w:t xml:space="preserve"> </w:t>
+      </w:r>
+      <w:proofErr w:type="spellStart"/>
+      <w:r>
+        <w:t>cùng</w:t>
+      </w:r>
+      <w:proofErr w:type="spellEnd"/>
+      <w:r>
+        <w:t xml:space="preserve"> </w:t>
+      </w:r>
+      <w:proofErr w:type="spellStart"/>
+      <w:r>
+        <w:t>chuyển</w:t>
+      </w:r>
+      <w:proofErr w:type="spellEnd"/>
+      <w:r>
+        <w:t xml:space="preserve"> </w:t>
+      </w:r>
+      <w:proofErr w:type="spellStart"/>
+      <w:r>
+        <w:t>xuống</w:t>
+      </w:r>
+      <w:proofErr w:type="spellEnd"/>
+      <w:r>
+        <w:t xml:space="preserve"> PC3 (192.168.2.5).</w:t>
       </w:r>
     </w:p>
     <w:p>
@@ -2474,10 +4464,10 @@
         </w:rPr>
         <w:lastRenderedPageBreak/>
         <w:drawing>
-          <wp:inline distT="0" distB="0" distL="0" distR="0" wp14:anchorId="36AC03C0" wp14:editId="496BE2FF">
-            <wp:extent cx="5943600" cy="3648710"/>
-            <wp:effectExtent l="0" t="0" r="0" b="8890"/>
-            <wp:docPr id="190445460" name="Picture 1"/>
+          <wp:inline distT="0" distB="0" distL="0" distR="0" wp14:anchorId="45E90DA6" wp14:editId="3BAB989B">
+            <wp:extent cx="5943600" cy="3949700"/>
+            <wp:effectExtent l="0" t="0" r="0" b="0"/>
+            <wp:docPr id="1477397710" name="Picture 1"/>
             <wp:cNvGraphicFramePr>
               <a:graphicFrameLocks xmlns:a="http://schemas.openxmlformats.org/drawingml/2006/main" noChangeAspect="1"/>
             </wp:cNvGraphicFramePr>
@@ -2485,7 +4475,7 @@
               <a:graphicData uri="http://schemas.openxmlformats.org/drawingml/2006/picture">
                 <pic:pic xmlns:pic="http://schemas.openxmlformats.org/drawingml/2006/picture">
                   <pic:nvPicPr>
-                    <pic:cNvPr id="190445460" name=""/>
+                    <pic:cNvPr id="1477397710" name=""/>
                     <pic:cNvPicPr/>
                   </pic:nvPicPr>
                   <pic:blipFill>
@@ -2497,7 +4487,7 @@
                   <pic:spPr>
                     <a:xfrm>
                       <a:off x="0" y="0"/>
-                      <a:ext cx="5943600" cy="3648710"/>
+                      <a:ext cx="5943600" cy="3949700"/>
                     </a:xfrm>
                     <a:prstGeom prst="rect">
                       <a:avLst/>
@@ -2510,21 +4500,1586 @@
         </w:drawing>
       </w:r>
     </w:p>
+    <w:p>
+      <w:pPr>
+        <w:rPr>
+          <w:lang w:val="vi-VN"/>
+        </w:rPr>
+      </w:pPr>
+    </w:p>
+    <w:p>
+      <w:pPr>
+        <w:rPr>
+          <w:lang w:val="vi-VN"/>
+        </w:rPr>
+      </w:pPr>
+      <w:r>
+        <w:rPr>
+          <w:lang w:val="vi-VN"/>
+        </w:rPr>
+        <w:drawing>
+          <wp:inline distT="0" distB="0" distL="0" distR="0" wp14:anchorId="79D3FA77" wp14:editId="543CAF73">
+            <wp:extent cx="5372850" cy="1228896"/>
+            <wp:effectExtent l="0" t="0" r="0" b="9525"/>
+            <wp:docPr id="1967767394" name="Picture 1"/>
+            <wp:cNvGraphicFramePr>
+              <a:graphicFrameLocks xmlns:a="http://schemas.openxmlformats.org/drawingml/2006/main" noChangeAspect="1"/>
+            </wp:cNvGraphicFramePr>
+            <a:graphic xmlns:a="http://schemas.openxmlformats.org/drawingml/2006/main">
+              <a:graphicData uri="http://schemas.openxmlformats.org/drawingml/2006/picture">
+                <pic:pic xmlns:pic="http://schemas.openxmlformats.org/drawingml/2006/picture">
+                  <pic:nvPicPr>
+                    <pic:cNvPr id="1967767394" name=""/>
+                    <pic:cNvPicPr/>
+                  </pic:nvPicPr>
+                  <pic:blipFill>
+                    <a:blip r:embed="rId31"/>
+                    <a:stretch>
+                      <a:fillRect/>
+                    </a:stretch>
+                  </pic:blipFill>
+                  <pic:spPr>
+                    <a:xfrm>
+                      <a:off x="0" y="0"/>
+                      <a:ext cx="5372850" cy="1228896"/>
+                    </a:xfrm>
+                    <a:prstGeom prst="rect">
+                      <a:avLst/>
+                    </a:prstGeom>
+                  </pic:spPr>
+                </pic:pic>
+              </a:graphicData>
+            </a:graphic>
+          </wp:inline>
+        </w:drawing>
+      </w:r>
+    </w:p>
+    <w:p>
+      <w:pPr>
+        <w:rPr>
+          <w:lang w:val="vi-VN"/>
+        </w:rPr>
+      </w:pPr>
+      <w:r>
+        <w:rPr>
+          <w:lang w:val="vi-VN"/>
+        </w:rPr>
+        <w:t>Cấu hình thêm IP cho cổng Serial nối ra Internet</w:t>
+      </w:r>
+    </w:p>
+    <w:p>
+      <w:pPr>
+        <w:rPr>
+          <w:lang w:val="vi-VN"/>
+        </w:rPr>
+      </w:pPr>
+      <w:r>
+        <w:rPr>
+          <w:lang w:val="vi-VN"/>
+        </w:rPr>
+        <w:t>Tại Router Internet</w:t>
+      </w:r>
+    </w:p>
+    <w:p>
+      <w:pPr>
+        <w:rPr>
+          <w:lang w:val="vi-VN"/>
+        </w:rPr>
+      </w:pPr>
+    </w:p>
+    <w:p>
+      <w:pPr>
+        <w:rPr>
+          <w:lang w:val="vi-VN"/>
+        </w:rPr>
+      </w:pPr>
+      <w:r>
+        <w:rPr>
+          <w:lang w:val="vi-VN"/>
+        </w:rPr>
+        <w:lastRenderedPageBreak/>
+        <w:drawing>
+          <wp:inline distT="0" distB="0" distL="0" distR="0" wp14:anchorId="1F8B3DF9" wp14:editId="3BD5364D">
+            <wp:extent cx="5039428" cy="2219635"/>
+            <wp:effectExtent l="0" t="0" r="0" b="9525"/>
+            <wp:docPr id="936536337" name="Picture 1"/>
+            <wp:cNvGraphicFramePr>
+              <a:graphicFrameLocks xmlns:a="http://schemas.openxmlformats.org/drawingml/2006/main" noChangeAspect="1"/>
+            </wp:cNvGraphicFramePr>
+            <a:graphic xmlns:a="http://schemas.openxmlformats.org/drawingml/2006/main">
+              <a:graphicData uri="http://schemas.openxmlformats.org/drawingml/2006/picture">
+                <pic:pic xmlns:pic="http://schemas.openxmlformats.org/drawingml/2006/picture">
+                  <pic:nvPicPr>
+                    <pic:cNvPr id="936536337" name=""/>
+                    <pic:cNvPicPr/>
+                  </pic:nvPicPr>
+                  <pic:blipFill>
+                    <a:blip r:embed="rId32"/>
+                    <a:stretch>
+                      <a:fillRect/>
+                    </a:stretch>
+                  </pic:blipFill>
+                  <pic:spPr>
+                    <a:xfrm>
+                      <a:off x="0" y="0"/>
+                      <a:ext cx="5039428" cy="2219635"/>
+                    </a:xfrm>
+                    <a:prstGeom prst="rect">
+                      <a:avLst/>
+                    </a:prstGeom>
+                  </pic:spPr>
+                </pic:pic>
+              </a:graphicData>
+            </a:graphic>
+          </wp:inline>
+        </w:drawing>
+      </w:r>
+    </w:p>
+    <w:p>
+      <w:pPr>
+        <w:rPr>
+          <w:lang w:val="vi-VN"/>
+        </w:rPr>
+      </w:pPr>
+    </w:p>
+    <w:p/>
+    <w:p>
+      <w:pPr>
+        <w:rPr>
+          <w:lang w:val="vi-VN"/>
+        </w:rPr>
+      </w:pPr>
+      <w:proofErr w:type="spellStart"/>
+      <w:r>
+        <w:t>Tại</w:t>
+      </w:r>
+      <w:proofErr w:type="spellEnd"/>
+      <w:r>
+        <w:rPr>
+          <w:lang w:val="vi-VN"/>
+        </w:rPr>
+        <w:t xml:space="preserve"> pc 4</w:t>
+      </w:r>
+    </w:p>
+    <w:p/>
+    <w:p>
+      <w:pPr>
+        <w:rPr>
+          <w:lang w:val="vi-VN"/>
+        </w:rPr>
+      </w:pPr>
+      <w:r>
+        <w:drawing>
+          <wp:inline distT="0" distB="0" distL="0" distR="0" wp14:anchorId="7829A16C" wp14:editId="7022A4B7">
+            <wp:extent cx="3019846" cy="543001"/>
+            <wp:effectExtent l="0" t="0" r="0" b="9525"/>
+            <wp:docPr id="632497701" name="Picture 1"/>
+            <wp:cNvGraphicFramePr>
+              <a:graphicFrameLocks xmlns:a="http://schemas.openxmlformats.org/drawingml/2006/main" noChangeAspect="1"/>
+            </wp:cNvGraphicFramePr>
+            <a:graphic xmlns:a="http://schemas.openxmlformats.org/drawingml/2006/main">
+              <a:graphicData uri="http://schemas.openxmlformats.org/drawingml/2006/picture">
+                <pic:pic xmlns:pic="http://schemas.openxmlformats.org/drawingml/2006/picture">
+                  <pic:nvPicPr>
+                    <pic:cNvPr id="632497701" name=""/>
+                    <pic:cNvPicPr/>
+                  </pic:nvPicPr>
+                  <pic:blipFill>
+                    <a:blip r:embed="rId33"/>
+                    <a:stretch>
+                      <a:fillRect/>
+                    </a:stretch>
+                  </pic:blipFill>
+                  <pic:spPr>
+                    <a:xfrm>
+                      <a:off x="0" y="0"/>
+                      <a:ext cx="3019846" cy="543001"/>
+                    </a:xfrm>
+                    <a:prstGeom prst="rect">
+                      <a:avLst/>
+                    </a:prstGeom>
+                  </pic:spPr>
+                </pic:pic>
+              </a:graphicData>
+            </a:graphic>
+          </wp:inline>
+        </w:drawing>
+      </w:r>
+    </w:p>
+    <w:p>
+      <w:pPr>
+        <w:rPr>
+          <w:lang w:val="vi-VN"/>
+        </w:rPr>
+      </w:pPr>
+    </w:p>
+    <w:p>
+      <w:pPr>
+        <w:rPr>
+          <w:lang w:val="vi-VN"/>
+        </w:rPr>
+      </w:pPr>
+      <w:proofErr w:type="spellStart"/>
+      <w:r>
+        <w:t>Cấu</w:t>
+      </w:r>
+      <w:proofErr w:type="spellEnd"/>
+      <w:r>
+        <w:t xml:space="preserve"> </w:t>
+      </w:r>
+      <w:proofErr w:type="spellStart"/>
+      <w:r>
+        <w:t>hình</w:t>
+      </w:r>
+      <w:proofErr w:type="spellEnd"/>
+      <w:r>
+        <w:t xml:space="preserve"> Định </w:t>
+      </w:r>
+      <w:proofErr w:type="spellStart"/>
+      <w:r>
+        <w:t>tuyến</w:t>
+      </w:r>
+      <w:proofErr w:type="spellEnd"/>
+      <w:r>
+        <w:t xml:space="preserve"> (Default Route </w:t>
+      </w:r>
+      <w:proofErr w:type="spellStart"/>
+      <w:r>
+        <w:t>hướng</w:t>
+      </w:r>
+      <w:proofErr w:type="spellEnd"/>
+      <w:r>
+        <w:t xml:space="preserve"> </w:t>
+      </w:r>
+      <w:proofErr w:type="spellStart"/>
+      <w:r>
+        <w:t>ra</w:t>
+      </w:r>
+      <w:proofErr w:type="spellEnd"/>
+      <w:r>
+        <w:t xml:space="preserve"> Internet </w:t>
+      </w:r>
+      <w:proofErr w:type="spellStart"/>
+      <w:r>
+        <w:t>và</w:t>
+      </w:r>
+      <w:proofErr w:type="spellEnd"/>
+      <w:r>
+        <w:t xml:space="preserve"> Static Route quay </w:t>
+      </w:r>
+      <w:proofErr w:type="spellStart"/>
+      <w:r>
+        <w:t>về</w:t>
+      </w:r>
+      <w:proofErr w:type="spellEnd"/>
+      <w:r>
+        <w:t xml:space="preserve"> </w:t>
+      </w:r>
+      <w:proofErr w:type="spellStart"/>
+      <w:r>
+        <w:t>nội</w:t>
+      </w:r>
+      <w:proofErr w:type="spellEnd"/>
+      <w:r>
+        <w:t xml:space="preserve"> </w:t>
+      </w:r>
+      <w:proofErr w:type="spellStart"/>
+      <w:r>
+        <w:t>bộ</w:t>
+      </w:r>
+      <w:proofErr w:type="spellEnd"/>
+    </w:p>
+    <w:p>
+      <w:pPr>
+        <w:rPr>
+          <w:lang w:val="vi-VN"/>
+        </w:rPr>
+      </w:pPr>
+      <w:r>
+        <w:rPr>
+          <w:lang w:val="vi-VN"/>
+        </w:rPr>
+        <w:t>Router A.Building (West):Thêm Default Route đẩy mọi gói tin lạ về Central</w:t>
+      </w:r>
+    </w:p>
+    <w:p>
+      <w:pPr>
+        <w:rPr>
+          <w:lang w:val="vi-VN"/>
+        </w:rPr>
+      </w:pPr>
+      <w:r>
+        <w:rPr>
+          <w:lang w:val="vi-VN"/>
+        </w:rPr>
+        <w:drawing>
+          <wp:inline distT="0" distB="0" distL="0" distR="0" wp14:anchorId="4EE8EA62" wp14:editId="58749F5F">
+            <wp:extent cx="4544059" cy="790685"/>
+            <wp:effectExtent l="0" t="0" r="9525" b="9525"/>
+            <wp:docPr id="1042582798" name="Picture 1"/>
+            <wp:cNvGraphicFramePr>
+              <a:graphicFrameLocks xmlns:a="http://schemas.openxmlformats.org/drawingml/2006/main" noChangeAspect="1"/>
+            </wp:cNvGraphicFramePr>
+            <a:graphic xmlns:a="http://schemas.openxmlformats.org/drawingml/2006/main">
+              <a:graphicData uri="http://schemas.openxmlformats.org/drawingml/2006/picture">
+                <pic:pic xmlns:pic="http://schemas.openxmlformats.org/drawingml/2006/picture">
+                  <pic:nvPicPr>
+                    <pic:cNvPr id="1042582798" name=""/>
+                    <pic:cNvPicPr/>
+                  </pic:nvPicPr>
+                  <pic:blipFill>
+                    <a:blip r:embed="rId34"/>
+                    <a:stretch>
+                      <a:fillRect/>
+                    </a:stretch>
+                  </pic:blipFill>
+                  <pic:spPr>
+                    <a:xfrm>
+                      <a:off x="0" y="0"/>
+                      <a:ext cx="4544059" cy="790685"/>
+                    </a:xfrm>
+                    <a:prstGeom prst="rect">
+                      <a:avLst/>
+                    </a:prstGeom>
+                  </pic:spPr>
+                </pic:pic>
+              </a:graphicData>
+            </a:graphic>
+          </wp:inline>
+        </w:drawing>
+      </w:r>
+    </w:p>
+    <w:p>
+      <w:pPr>
+        <w:rPr>
+          <w:lang w:val="vi-VN"/>
+        </w:rPr>
+      </w:pPr>
+      <w:r>
+        <w:rPr>
+          <w:lang w:val="vi-VN"/>
+        </w:rPr>
+        <w:t>Router C.Building (East): Thêm Default Route đẩy mọi gói tin lạ về Central.</w:t>
+      </w:r>
+    </w:p>
+    <w:p>
+      <w:pPr>
+        <w:rPr>
+          <w:lang w:val="vi-VN"/>
+        </w:rPr>
+      </w:pPr>
+      <w:r>
+        <w:rPr>
+          <w:lang w:val="vi-VN"/>
+        </w:rPr>
+        <w:drawing>
+          <wp:inline distT="0" distB="0" distL="0" distR="0" wp14:anchorId="5E57FA32" wp14:editId="70262EF2">
+            <wp:extent cx="4305901" cy="828791"/>
+            <wp:effectExtent l="0" t="0" r="0" b="9525"/>
+            <wp:docPr id="632454001" name="Picture 1"/>
+            <wp:cNvGraphicFramePr>
+              <a:graphicFrameLocks xmlns:a="http://schemas.openxmlformats.org/drawingml/2006/main" noChangeAspect="1"/>
+            </wp:cNvGraphicFramePr>
+            <a:graphic xmlns:a="http://schemas.openxmlformats.org/drawingml/2006/main">
+              <a:graphicData uri="http://schemas.openxmlformats.org/drawingml/2006/picture">
+                <pic:pic xmlns:pic="http://schemas.openxmlformats.org/drawingml/2006/picture">
+                  <pic:nvPicPr>
+                    <pic:cNvPr id="632454001" name=""/>
+                    <pic:cNvPicPr/>
+                  </pic:nvPicPr>
+                  <pic:blipFill>
+                    <a:blip r:embed="rId35"/>
+                    <a:stretch>
+                      <a:fillRect/>
+                    </a:stretch>
+                  </pic:blipFill>
+                  <pic:spPr>
+                    <a:xfrm>
+                      <a:off x="0" y="0"/>
+                      <a:ext cx="4305901" cy="828791"/>
+                    </a:xfrm>
+                    <a:prstGeom prst="rect">
+                      <a:avLst/>
+                    </a:prstGeom>
+                  </pic:spPr>
+                </pic:pic>
+              </a:graphicData>
+            </a:graphic>
+          </wp:inline>
+        </w:drawing>
+      </w:r>
+    </w:p>
+    <w:p>
+      <w:pPr>
+        <w:rPr>
+          <w:lang w:val="vi-VN"/>
+        </w:rPr>
+      </w:pPr>
+      <w:r>
+        <w:rPr>
+          <w:lang w:val="vi-VN"/>
+        </w:rPr>
+        <w:t>B.Building (Central): Thêm Default Route đẩy các gói tin đi ra hướng Internet.</w:t>
+      </w:r>
+    </w:p>
+    <w:p>
+      <w:pPr>
+        <w:rPr>
+          <w:lang w:val="vi-VN"/>
+        </w:rPr>
+      </w:pPr>
+      <w:r>
+        <w:rPr>
+          <w:lang w:val="vi-VN"/>
+        </w:rPr>
+        <w:drawing>
+          <wp:inline distT="0" distB="0" distL="0" distR="0" wp14:anchorId="0D0D811C" wp14:editId="5A1EB875">
+            <wp:extent cx="4591691" cy="762106"/>
+            <wp:effectExtent l="0" t="0" r="0" b="0"/>
+            <wp:docPr id="881048475" name="Picture 1"/>
+            <wp:cNvGraphicFramePr>
+              <a:graphicFrameLocks xmlns:a="http://schemas.openxmlformats.org/drawingml/2006/main" noChangeAspect="1"/>
+            </wp:cNvGraphicFramePr>
+            <a:graphic xmlns:a="http://schemas.openxmlformats.org/drawingml/2006/main">
+              <a:graphicData uri="http://schemas.openxmlformats.org/drawingml/2006/picture">
+                <pic:pic xmlns:pic="http://schemas.openxmlformats.org/drawingml/2006/picture">
+                  <pic:nvPicPr>
+                    <pic:cNvPr id="881048475" name=""/>
+                    <pic:cNvPicPr/>
+                  </pic:nvPicPr>
+                  <pic:blipFill>
+                    <a:blip r:embed="rId36"/>
+                    <a:stretch>
+                      <a:fillRect/>
+                    </a:stretch>
+                  </pic:blipFill>
+                  <pic:spPr>
+                    <a:xfrm>
+                      <a:off x="0" y="0"/>
+                      <a:ext cx="4591691" cy="762106"/>
+                    </a:xfrm>
+                    <a:prstGeom prst="rect">
+                      <a:avLst/>
+                    </a:prstGeom>
+                  </pic:spPr>
+                </pic:pic>
+              </a:graphicData>
+            </a:graphic>
+          </wp:inline>
+        </w:drawing>
+      </w:r>
+    </w:p>
+    <w:p>
+      <w:pPr>
+        <w:rPr>
+          <w:lang w:val="vi-VN"/>
+        </w:rPr>
+      </w:pPr>
+      <w:r>
+        <w:rPr>
+          <w:lang w:val="vi-VN"/>
+        </w:rPr>
+        <w:lastRenderedPageBreak/>
+        <w:t>Router Internet:Chỉ hướng đường về mạng nội bộ (Sử dụng Summary Route gộp dải IP).</w:t>
+      </w:r>
+    </w:p>
+    <w:p>
+      <w:pPr>
+        <w:rPr>
+          <w:lang w:val="vi-VN"/>
+        </w:rPr>
+      </w:pPr>
+      <w:r>
+        <w:rPr>
+          <w:lang w:val="vi-VN"/>
+        </w:rPr>
+        <w:drawing>
+          <wp:inline distT="0" distB="0" distL="0" distR="0" wp14:anchorId="0E27CB94" wp14:editId="27B9A497">
+            <wp:extent cx="4887007" cy="1133633"/>
+            <wp:effectExtent l="0" t="0" r="8890" b="9525"/>
+            <wp:docPr id="871461633" name="Picture 1"/>
+            <wp:cNvGraphicFramePr>
+              <a:graphicFrameLocks xmlns:a="http://schemas.openxmlformats.org/drawingml/2006/main" noChangeAspect="1"/>
+            </wp:cNvGraphicFramePr>
+            <a:graphic xmlns:a="http://schemas.openxmlformats.org/drawingml/2006/main">
+              <a:graphicData uri="http://schemas.openxmlformats.org/drawingml/2006/picture">
+                <pic:pic xmlns:pic="http://schemas.openxmlformats.org/drawingml/2006/picture">
+                  <pic:nvPicPr>
+                    <pic:cNvPr id="871461633" name=""/>
+                    <pic:cNvPicPr/>
+                  </pic:nvPicPr>
+                  <pic:blipFill>
+                    <a:blip r:embed="rId37"/>
+                    <a:stretch>
+                      <a:fillRect/>
+                    </a:stretch>
+                  </pic:blipFill>
+                  <pic:spPr>
+                    <a:xfrm>
+                      <a:off x="0" y="0"/>
+                      <a:ext cx="4887007" cy="1133633"/>
+                    </a:xfrm>
+                    <a:prstGeom prst="rect">
+                      <a:avLst/>
+                    </a:prstGeom>
+                  </pic:spPr>
+                </pic:pic>
+              </a:graphicData>
+            </a:graphic>
+          </wp:inline>
+        </w:drawing>
+      </w:r>
+    </w:p>
     <w:p/>
     <w:p/>
+    <w:p>
+      <w:proofErr w:type="spellStart"/>
+      <w:r>
+        <w:t>Dùng</w:t>
+      </w:r>
+      <w:proofErr w:type="spellEnd"/>
+      <w:r>
+        <w:t xml:space="preserve"> Static routing </w:t>
+      </w:r>
+      <w:proofErr w:type="spellStart"/>
+      <w:r>
+        <w:t>định</w:t>
+      </w:r>
+      <w:proofErr w:type="spellEnd"/>
+      <w:r>
+        <w:t xml:space="preserve"> </w:t>
+      </w:r>
+      <w:proofErr w:type="spellStart"/>
+      <w:r>
+        <w:t>tuyến</w:t>
+      </w:r>
+      <w:proofErr w:type="spellEnd"/>
+      <w:r>
+        <w:t xml:space="preserve"> </w:t>
+      </w:r>
+      <w:proofErr w:type="spellStart"/>
+      <w:r>
+        <w:t>các</w:t>
+      </w:r>
+      <w:proofErr w:type="spellEnd"/>
+      <w:r>
+        <w:t xml:space="preserve"> PC ping </w:t>
+      </w:r>
+      <w:proofErr w:type="spellStart"/>
+      <w:r>
+        <w:t>thông</w:t>
+      </w:r>
+      <w:proofErr w:type="spellEnd"/>
+      <w:r>
+        <w:t xml:space="preserve">"): </w:t>
+      </w:r>
+      <w:proofErr w:type="spellStart"/>
+      <w:r>
+        <w:t>Kết</w:t>
+      </w:r>
+      <w:proofErr w:type="spellEnd"/>
+      <w:r>
+        <w:t xml:space="preserve"> </w:t>
+      </w:r>
+      <w:proofErr w:type="spellStart"/>
+      <w:r>
+        <w:t>quả</w:t>
+      </w:r>
+      <w:proofErr w:type="spellEnd"/>
+      <w:r>
+        <w:t xml:space="preserve"> ping </w:t>
+      </w:r>
+      <w:proofErr w:type="spellStart"/>
+      <w:r>
+        <w:t>thành</w:t>
+      </w:r>
+      <w:proofErr w:type="spellEnd"/>
+      <w:r>
+        <w:t xml:space="preserve"> </w:t>
+      </w:r>
+      <w:proofErr w:type="spellStart"/>
+      <w:r>
+        <w:t>công</w:t>
+      </w:r>
+      <w:proofErr w:type="spellEnd"/>
+      <w:r>
+        <w:t xml:space="preserve"> </w:t>
+      </w:r>
+      <w:proofErr w:type="spellStart"/>
+      <w:r>
+        <w:t>từ</w:t>
+      </w:r>
+      <w:proofErr w:type="spellEnd"/>
+      <w:r>
+        <w:t xml:space="preserve"> PC C4 (Internet) </w:t>
+      </w:r>
+      <w:proofErr w:type="spellStart"/>
+      <w:r>
+        <w:t>vào</w:t>
+      </w:r>
+      <w:proofErr w:type="spellEnd"/>
+      <w:r>
+        <w:t xml:space="preserve"> PC </w:t>
+      </w:r>
+      <w:proofErr w:type="spellStart"/>
+      <w:r>
+        <w:t>trong</w:t>
+      </w:r>
+      <w:proofErr w:type="spellEnd"/>
+      <w:r>
+        <w:t xml:space="preserve"> </w:t>
+      </w:r>
+      <w:proofErr w:type="spellStart"/>
+      <w:r>
+        <w:t>mạng</w:t>
+      </w:r>
+      <w:proofErr w:type="spellEnd"/>
+      <w:r>
+        <w:t xml:space="preserve"> </w:t>
+      </w:r>
+      <w:proofErr w:type="spellStart"/>
+      <w:r>
+        <w:t>nội</w:t>
+      </w:r>
+      <w:proofErr w:type="spellEnd"/>
+      <w:r>
+        <w:t xml:space="preserve"> </w:t>
+      </w:r>
+      <w:proofErr w:type="spellStart"/>
+      <w:r>
+        <w:t>bộ</w:t>
+      </w:r>
+      <w:proofErr w:type="spellEnd"/>
+      <w:r>
+        <w:t xml:space="preserve"> </w:t>
+      </w:r>
+      <w:proofErr w:type="spellStart"/>
+      <w:proofErr w:type="gramStart"/>
+      <w:r>
+        <w:t>A.Building</w:t>
+      </w:r>
+      <w:proofErr w:type="spellEnd"/>
+      <w:proofErr w:type="gramEnd"/>
+      <w:r>
+        <w:t xml:space="preserve"> </w:t>
+      </w:r>
+      <w:proofErr w:type="spellStart"/>
+      <w:r>
+        <w:t>chứng</w:t>
+      </w:r>
+      <w:proofErr w:type="spellEnd"/>
+      <w:r>
+        <w:t xml:space="preserve"> </w:t>
+      </w:r>
+      <w:proofErr w:type="spellStart"/>
+      <w:r>
+        <w:t>tỏ</w:t>
+      </w:r>
+      <w:proofErr w:type="spellEnd"/>
+      <w:r>
+        <w:t xml:space="preserve"> </w:t>
+      </w:r>
+      <w:proofErr w:type="spellStart"/>
+      <w:r>
+        <w:t>mô</w:t>
+      </w:r>
+      <w:proofErr w:type="spellEnd"/>
+      <w:r>
+        <w:t xml:space="preserve"> </w:t>
+      </w:r>
+      <w:proofErr w:type="spellStart"/>
+      <w:r>
+        <w:t>hình</w:t>
+      </w:r>
+      <w:proofErr w:type="spellEnd"/>
+      <w:r>
+        <w:t xml:space="preserve"> </w:t>
+      </w:r>
+      <w:proofErr w:type="spellStart"/>
+      <w:r>
+        <w:t>đã</w:t>
+      </w:r>
+      <w:proofErr w:type="spellEnd"/>
+      <w:r>
+        <w:t xml:space="preserve"> </w:t>
+      </w:r>
+      <w:proofErr w:type="spellStart"/>
+      <w:r>
+        <w:t>liên</w:t>
+      </w:r>
+      <w:proofErr w:type="spellEnd"/>
+      <w:r>
+        <w:t xml:space="preserve"> </w:t>
+      </w:r>
+      <w:proofErr w:type="spellStart"/>
+      <w:r>
+        <w:t>thông</w:t>
+      </w:r>
+      <w:proofErr w:type="spellEnd"/>
+      <w:r>
+        <w:t xml:space="preserve"> </w:t>
+      </w:r>
+      <w:proofErr w:type="spellStart"/>
+      <w:r>
+        <w:t>toàn</w:t>
+      </w:r>
+      <w:proofErr w:type="spellEnd"/>
+      <w:r>
+        <w:t xml:space="preserve"> </w:t>
+      </w:r>
+      <w:proofErr w:type="spellStart"/>
+      <w:r>
+        <w:t>bộ</w:t>
+      </w:r>
+      <w:proofErr w:type="spellEnd"/>
+      <w:r>
+        <w:t xml:space="preserve"> </w:t>
+      </w:r>
+      <w:proofErr w:type="spellStart"/>
+      <w:r>
+        <w:t>nhờ</w:t>
+      </w:r>
+      <w:proofErr w:type="spellEnd"/>
+      <w:r>
+        <w:t xml:space="preserve"> </w:t>
+      </w:r>
+      <w:proofErr w:type="spellStart"/>
+      <w:r>
+        <w:t>các</w:t>
+      </w:r>
+      <w:proofErr w:type="spellEnd"/>
+      <w:r>
+        <w:t xml:space="preserve"> </w:t>
+      </w:r>
+      <w:proofErr w:type="spellStart"/>
+      <w:r>
+        <w:t>cấu</w:t>
+      </w:r>
+      <w:proofErr w:type="spellEnd"/>
+      <w:r>
+        <w:t xml:space="preserve"> </w:t>
+      </w:r>
+      <w:proofErr w:type="spellStart"/>
+      <w:r>
+        <w:t>hình</w:t>
+      </w:r>
+      <w:proofErr w:type="spellEnd"/>
+      <w:r>
+        <w:t xml:space="preserve"> </w:t>
+      </w:r>
+      <w:proofErr w:type="spellStart"/>
+      <w:r>
+        <w:t>định</w:t>
+      </w:r>
+      <w:proofErr w:type="spellEnd"/>
+      <w:r>
+        <w:t xml:space="preserve"> </w:t>
+      </w:r>
+      <w:proofErr w:type="spellStart"/>
+      <w:r>
+        <w:t>tuyến</w:t>
+      </w:r>
+      <w:proofErr w:type="spellEnd"/>
+      <w:r>
+        <w:t xml:space="preserve"> </w:t>
+      </w:r>
+      <w:proofErr w:type="spellStart"/>
+      <w:r>
+        <w:t>tĩnh</w:t>
+      </w:r>
+      <w:proofErr w:type="spellEnd"/>
+      <w:r>
+        <w:t xml:space="preserve"> </w:t>
+      </w:r>
+      <w:proofErr w:type="spellStart"/>
+      <w:r>
+        <w:t>và</w:t>
+      </w:r>
+      <w:proofErr w:type="spellEnd"/>
+      <w:r>
+        <w:t xml:space="preserve"> </w:t>
+      </w:r>
+      <w:proofErr w:type="spellStart"/>
+      <w:r>
+        <w:t>tuyến</w:t>
+      </w:r>
+      <w:proofErr w:type="spellEnd"/>
+      <w:r>
+        <w:t xml:space="preserve"> </w:t>
+      </w:r>
+      <w:proofErr w:type="spellStart"/>
+      <w:r>
+        <w:t>đường</w:t>
+      </w:r>
+      <w:proofErr w:type="spellEnd"/>
+      <w:r>
+        <w:t xml:space="preserve"> </w:t>
+      </w:r>
+      <w:proofErr w:type="spellStart"/>
+      <w:r>
+        <w:t>mặc</w:t>
+      </w:r>
+      <w:proofErr w:type="spellEnd"/>
+      <w:r>
+        <w:t xml:space="preserve"> </w:t>
+      </w:r>
+      <w:proofErr w:type="spellStart"/>
+      <w:r>
+        <w:t>định</w:t>
+      </w:r>
+      <w:proofErr w:type="spellEnd"/>
+      <w:r>
+        <w:t xml:space="preserve"> (Default Route).</w:t>
+      </w:r>
+      <w:r>
+        <w:drawing>
+          <wp:inline distT="0" distB="0" distL="0" distR="0" wp14:anchorId="51F656C5" wp14:editId="726BA5B8">
+            <wp:extent cx="5811061" cy="3743847"/>
+            <wp:effectExtent l="0" t="0" r="0" b="9525"/>
+            <wp:docPr id="1169937772" name="Picture 1"/>
+            <wp:cNvGraphicFramePr>
+              <a:graphicFrameLocks xmlns:a="http://schemas.openxmlformats.org/drawingml/2006/main" noChangeAspect="1"/>
+            </wp:cNvGraphicFramePr>
+            <a:graphic xmlns:a="http://schemas.openxmlformats.org/drawingml/2006/main">
+              <a:graphicData uri="http://schemas.openxmlformats.org/drawingml/2006/picture">
+                <pic:pic xmlns:pic="http://schemas.openxmlformats.org/drawingml/2006/picture">
+                  <pic:nvPicPr>
+                    <pic:cNvPr id="1169937772" name=""/>
+                    <pic:cNvPicPr/>
+                  </pic:nvPicPr>
+                  <pic:blipFill>
+                    <a:blip r:embed="rId38"/>
+                    <a:stretch>
+                      <a:fillRect/>
+                    </a:stretch>
+                  </pic:blipFill>
+                  <pic:spPr>
+                    <a:xfrm>
+                      <a:off x="0" y="0"/>
+                      <a:ext cx="5811061" cy="3743847"/>
+                    </a:xfrm>
+                    <a:prstGeom prst="rect">
+                      <a:avLst/>
+                    </a:prstGeom>
+                  </pic:spPr>
+                </pic:pic>
+              </a:graphicData>
+            </a:graphic>
+          </wp:inline>
+        </w:drawing>
+      </w:r>
+    </w:p>
     <w:p/>
-    <w:p/>
-    <w:p/>
-    <w:p/>
-    <w:p/>
-    <w:p/>
-    <w:p/>
-    <w:p/>
-    <w:p/>
-    <w:p/>
-    <w:p/>
+    <w:p>
+      <w:r>
+        <w:t xml:space="preserve">Các </w:t>
+      </w:r>
+      <w:proofErr w:type="spellStart"/>
+      <w:r>
+        <w:t>dòng</w:t>
+      </w:r>
+      <w:proofErr w:type="spellEnd"/>
+      <w:r>
+        <w:t xml:space="preserve"> </w:t>
+      </w:r>
+      <w:proofErr w:type="spellStart"/>
+      <w:r>
+        <w:t>có</w:t>
+      </w:r>
+      <w:proofErr w:type="spellEnd"/>
+      <w:r>
+        <w:t xml:space="preserve"> </w:t>
+      </w:r>
+      <w:proofErr w:type="spellStart"/>
+      <w:r>
+        <w:t>chữ</w:t>
+      </w:r>
+      <w:proofErr w:type="spellEnd"/>
+      <w:r>
+        <w:t xml:space="preserve"> "C" (Connected): </w:t>
+      </w:r>
+      <w:proofErr w:type="spellStart"/>
+      <w:r>
+        <w:t>Là</w:t>
+      </w:r>
+      <w:proofErr w:type="spellEnd"/>
+      <w:r>
+        <w:t xml:space="preserve"> </w:t>
+      </w:r>
+      <w:proofErr w:type="spellStart"/>
+      <w:r>
+        <w:t>các</w:t>
+      </w:r>
+      <w:proofErr w:type="spellEnd"/>
+      <w:r>
+        <w:t xml:space="preserve"> </w:t>
+      </w:r>
+      <w:proofErr w:type="spellStart"/>
+      <w:r>
+        <w:t>mạng</w:t>
+      </w:r>
+      <w:proofErr w:type="spellEnd"/>
+      <w:r>
+        <w:t xml:space="preserve"> </w:t>
+      </w:r>
+      <w:proofErr w:type="spellStart"/>
+      <w:r>
+        <w:t>kết</w:t>
+      </w:r>
+      <w:proofErr w:type="spellEnd"/>
+      <w:r>
+        <w:t xml:space="preserve"> </w:t>
+      </w:r>
+      <w:proofErr w:type="spellStart"/>
+      <w:r>
+        <w:t>nối</w:t>
+      </w:r>
+      <w:proofErr w:type="spellEnd"/>
+      <w:r>
+        <w:t xml:space="preserve"> </w:t>
+      </w:r>
+      <w:proofErr w:type="spellStart"/>
+      <w:r>
+        <w:t>trực</w:t>
+      </w:r>
+      <w:proofErr w:type="spellEnd"/>
+      <w:r>
+        <w:t xml:space="preserve"> </w:t>
+      </w:r>
+      <w:proofErr w:type="spellStart"/>
+      <w:r>
+        <w:t>tiếp</w:t>
+      </w:r>
+      <w:proofErr w:type="spellEnd"/>
+      <w:r>
+        <w:t xml:space="preserve"> </w:t>
+      </w:r>
+      <w:proofErr w:type="spellStart"/>
+      <w:r>
+        <w:t>vào</w:t>
+      </w:r>
+      <w:proofErr w:type="spellEnd"/>
+      <w:r>
+        <w:t xml:space="preserve"> Router Central (</w:t>
+      </w:r>
+      <w:proofErr w:type="spellStart"/>
+      <w:r>
+        <w:t>ví</w:t>
+      </w:r>
+      <w:proofErr w:type="spellEnd"/>
+      <w:r>
+        <w:t xml:space="preserve"> </w:t>
+      </w:r>
+      <w:proofErr w:type="spellStart"/>
+      <w:r>
+        <w:t>dụ</w:t>
+      </w:r>
+      <w:proofErr w:type="spellEnd"/>
+      <w:r>
+        <w:t xml:space="preserve"> </w:t>
+      </w:r>
+      <w:proofErr w:type="spellStart"/>
+      <w:r>
+        <w:t>mạng</w:t>
+      </w:r>
+      <w:proofErr w:type="spellEnd"/>
+      <w:r>
+        <w:t xml:space="preserve"> 10.0.0.0, 10.0.1.0, 10.0.2.0). </w:t>
+      </w:r>
+    </w:p>
+    <w:p>
+      <w:r>
+        <w:t xml:space="preserve">- Các </w:t>
+      </w:r>
+      <w:proofErr w:type="spellStart"/>
+      <w:r>
+        <w:t>dòng</w:t>
+      </w:r>
+      <w:proofErr w:type="spellEnd"/>
+      <w:r>
+        <w:t xml:space="preserve"> </w:t>
+      </w:r>
+      <w:proofErr w:type="spellStart"/>
+      <w:r>
+        <w:t>có</w:t>
+      </w:r>
+      <w:proofErr w:type="spellEnd"/>
+      <w:r>
+        <w:t xml:space="preserve"> </w:t>
+      </w:r>
+      <w:proofErr w:type="spellStart"/>
+      <w:r>
+        <w:t>chữ</w:t>
+      </w:r>
+      <w:proofErr w:type="spellEnd"/>
+      <w:r>
+        <w:t xml:space="preserve"> "S" (Static): </w:t>
+      </w:r>
+      <w:proofErr w:type="spellStart"/>
+      <w:r>
+        <w:t>Là</w:t>
+      </w:r>
+      <w:proofErr w:type="spellEnd"/>
+      <w:r>
+        <w:t xml:space="preserve"> </w:t>
+      </w:r>
+      <w:proofErr w:type="spellStart"/>
+      <w:r>
+        <w:t>các</w:t>
+      </w:r>
+      <w:proofErr w:type="spellEnd"/>
+      <w:r>
+        <w:t xml:space="preserve"> </w:t>
+      </w:r>
+      <w:proofErr w:type="spellStart"/>
+      <w:r>
+        <w:t>đường</w:t>
+      </w:r>
+      <w:proofErr w:type="spellEnd"/>
+      <w:r>
+        <w:t xml:space="preserve"> </w:t>
+      </w:r>
+      <w:proofErr w:type="spellStart"/>
+      <w:r>
+        <w:t>đi</w:t>
+      </w:r>
+      <w:proofErr w:type="spellEnd"/>
+      <w:r>
+        <w:t xml:space="preserve"> </w:t>
+      </w:r>
+      <w:proofErr w:type="spellStart"/>
+      <w:r>
+        <w:t>được</w:t>
+      </w:r>
+      <w:proofErr w:type="spellEnd"/>
+      <w:r>
+        <w:t xml:space="preserve"> </w:t>
+      </w:r>
+      <w:proofErr w:type="spellStart"/>
+      <w:r>
+        <w:t>chỉ</w:t>
+      </w:r>
+      <w:proofErr w:type="spellEnd"/>
+      <w:r>
+        <w:t xml:space="preserve"> </w:t>
+      </w:r>
+      <w:proofErr w:type="spellStart"/>
+      <w:r>
+        <w:t>định</w:t>
+      </w:r>
+      <w:proofErr w:type="spellEnd"/>
+      <w:r>
+        <w:t xml:space="preserve"> </w:t>
+      </w:r>
+      <w:proofErr w:type="spellStart"/>
+      <w:r>
+        <w:t>thủ</w:t>
+      </w:r>
+      <w:proofErr w:type="spellEnd"/>
+      <w:r>
+        <w:t xml:space="preserve"> </w:t>
+      </w:r>
+      <w:proofErr w:type="spellStart"/>
+      <w:r>
+        <w:t>công</w:t>
+      </w:r>
+      <w:proofErr w:type="spellEnd"/>
+      <w:r>
+        <w:t xml:space="preserve"> </w:t>
+      </w:r>
+      <w:proofErr w:type="spellStart"/>
+      <w:r>
+        <w:t>bằng</w:t>
+      </w:r>
+      <w:proofErr w:type="spellEnd"/>
+      <w:r>
+        <w:t xml:space="preserve"> Static Route (</w:t>
+      </w:r>
+      <w:proofErr w:type="spellStart"/>
+      <w:r>
+        <w:t>như</w:t>
+      </w:r>
+      <w:proofErr w:type="spellEnd"/>
+      <w:r>
+        <w:t xml:space="preserve"> </w:t>
+      </w:r>
+      <w:proofErr w:type="spellStart"/>
+      <w:r>
+        <w:t>mạng</w:t>
+      </w:r>
+      <w:proofErr w:type="spellEnd"/>
+      <w:r>
+        <w:t xml:space="preserve"> 192.168.2.0 </w:t>
+      </w:r>
+      <w:proofErr w:type="spellStart"/>
+      <w:r>
+        <w:t>học</w:t>
+      </w:r>
+      <w:proofErr w:type="spellEnd"/>
+      <w:r>
+        <w:t xml:space="preserve"> </w:t>
+      </w:r>
+      <w:proofErr w:type="spellStart"/>
+      <w:r>
+        <w:t>từ</w:t>
+      </w:r>
+      <w:proofErr w:type="spellEnd"/>
+      <w:r>
+        <w:t xml:space="preserve"> </w:t>
+      </w:r>
+      <w:proofErr w:type="spellStart"/>
+      <w:r>
+        <w:t>Bài</w:t>
+      </w:r>
+      <w:proofErr w:type="spellEnd"/>
+      <w:r>
+        <w:t xml:space="preserve"> 4).</w:t>
+      </w:r>
+    </w:p>
+    <w:p>
+      <w:r>
+        <w:lastRenderedPageBreak/>
+        <w:t xml:space="preserve">- </w:t>
+      </w:r>
+      <w:proofErr w:type="spellStart"/>
+      <w:r>
+        <w:t>Dòng</w:t>
+      </w:r>
+      <w:proofErr w:type="spellEnd"/>
+      <w:r>
+        <w:t xml:space="preserve"> </w:t>
+      </w:r>
+      <w:proofErr w:type="spellStart"/>
+      <w:r>
+        <w:t>có</w:t>
+      </w:r>
+      <w:proofErr w:type="spellEnd"/>
+      <w:r>
+        <w:t xml:space="preserve"> </w:t>
+      </w:r>
+      <w:proofErr w:type="spellStart"/>
+      <w:r>
+        <w:t>chữ</w:t>
+      </w:r>
+      <w:proofErr w:type="spellEnd"/>
+      <w:r>
+        <w:t xml:space="preserve"> "S*" (Candidate Default): </w:t>
+      </w:r>
+      <w:proofErr w:type="spellStart"/>
+      <w:r>
+        <w:t>Dấu</w:t>
+      </w:r>
+      <w:proofErr w:type="spellEnd"/>
+      <w:r>
+        <w:t xml:space="preserve"> `*` </w:t>
+      </w:r>
+      <w:proofErr w:type="spellStart"/>
+      <w:r>
+        <w:t>báo</w:t>
+      </w:r>
+      <w:proofErr w:type="spellEnd"/>
+      <w:r>
+        <w:t xml:space="preserve"> </w:t>
+      </w:r>
+      <w:proofErr w:type="spellStart"/>
+      <w:r>
+        <w:t>hiệu</w:t>
+      </w:r>
+      <w:proofErr w:type="spellEnd"/>
+      <w:r>
+        <w:t xml:space="preserve"> </w:t>
+      </w:r>
+      <w:proofErr w:type="spellStart"/>
+      <w:r>
+        <w:t>đây</w:t>
+      </w:r>
+      <w:proofErr w:type="spellEnd"/>
+      <w:r>
+        <w:t xml:space="preserve"> </w:t>
+      </w:r>
+      <w:proofErr w:type="spellStart"/>
+      <w:r>
+        <w:t>là</w:t>
+      </w:r>
+      <w:proofErr w:type="spellEnd"/>
+      <w:r>
+        <w:t xml:space="preserve"> </w:t>
+      </w:r>
+      <w:proofErr w:type="spellStart"/>
+      <w:r>
+        <w:t>tuyến</w:t>
+      </w:r>
+      <w:proofErr w:type="spellEnd"/>
+      <w:r>
+        <w:t xml:space="preserve"> </w:t>
+      </w:r>
+      <w:proofErr w:type="spellStart"/>
+      <w:r>
+        <w:t>đường</w:t>
+      </w:r>
+      <w:proofErr w:type="spellEnd"/>
+      <w:r>
+        <w:t xml:space="preserve"> </w:t>
+      </w:r>
+      <w:proofErr w:type="spellStart"/>
+      <w:r>
+        <w:t>mặc</w:t>
+      </w:r>
+      <w:proofErr w:type="spellEnd"/>
+      <w:r>
+        <w:t xml:space="preserve"> </w:t>
+      </w:r>
+      <w:proofErr w:type="spellStart"/>
+      <w:r>
+        <w:t>định</w:t>
+      </w:r>
+      <w:proofErr w:type="spellEnd"/>
+      <w:r>
+        <w:t xml:space="preserve"> (Default Route `0.0.0.0/0`). </w:t>
+      </w:r>
+      <w:proofErr w:type="spellStart"/>
+      <w:r>
+        <w:t>Bất</w:t>
+      </w:r>
+      <w:proofErr w:type="spellEnd"/>
+      <w:r>
+        <w:t xml:space="preserve"> </w:t>
+      </w:r>
+      <w:proofErr w:type="spellStart"/>
+      <w:r>
+        <w:t>kỳ</w:t>
+      </w:r>
+      <w:proofErr w:type="spellEnd"/>
+      <w:r>
+        <w:t xml:space="preserve"> </w:t>
+      </w:r>
+      <w:proofErr w:type="spellStart"/>
+      <w:r>
+        <w:t>gói</w:t>
+      </w:r>
+      <w:proofErr w:type="spellEnd"/>
+      <w:r>
+        <w:t xml:space="preserve"> tin </w:t>
+      </w:r>
+      <w:proofErr w:type="spellStart"/>
+      <w:r>
+        <w:t>nào</w:t>
+      </w:r>
+      <w:proofErr w:type="spellEnd"/>
+      <w:r>
+        <w:t xml:space="preserve"> </w:t>
+      </w:r>
+      <w:proofErr w:type="spellStart"/>
+      <w:r>
+        <w:t>có</w:t>
+      </w:r>
+      <w:proofErr w:type="spellEnd"/>
+      <w:r>
+        <w:t xml:space="preserve"> </w:t>
+      </w:r>
+      <w:proofErr w:type="spellStart"/>
+      <w:r>
+        <w:t>địa</w:t>
+      </w:r>
+      <w:proofErr w:type="spellEnd"/>
+      <w:r>
+        <w:t xml:space="preserve"> </w:t>
+      </w:r>
+      <w:proofErr w:type="spellStart"/>
+      <w:r>
+        <w:t>chỉ</w:t>
+      </w:r>
+      <w:proofErr w:type="spellEnd"/>
+      <w:r>
+        <w:t xml:space="preserve"> </w:t>
+      </w:r>
+      <w:proofErr w:type="spellStart"/>
+      <w:r>
+        <w:t>đích</w:t>
+      </w:r>
+      <w:proofErr w:type="spellEnd"/>
+      <w:r>
+        <w:t xml:space="preserve"> </w:t>
+      </w:r>
+      <w:proofErr w:type="spellStart"/>
+      <w:r>
+        <w:t>không</w:t>
+      </w:r>
+      <w:proofErr w:type="spellEnd"/>
+      <w:r>
+        <w:t xml:space="preserve"> </w:t>
+      </w:r>
+      <w:proofErr w:type="spellStart"/>
+      <w:r>
+        <w:t>nằm</w:t>
+      </w:r>
+      <w:proofErr w:type="spellEnd"/>
+      <w:r>
+        <w:t xml:space="preserve"> </w:t>
+      </w:r>
+      <w:proofErr w:type="spellStart"/>
+      <w:r>
+        <w:t>trong</w:t>
+      </w:r>
+      <w:proofErr w:type="spellEnd"/>
+      <w:r>
+        <w:t xml:space="preserve"> </w:t>
+      </w:r>
+      <w:proofErr w:type="spellStart"/>
+      <w:r>
+        <w:t>các</w:t>
+      </w:r>
+      <w:proofErr w:type="spellEnd"/>
+      <w:r>
+        <w:t xml:space="preserve"> </w:t>
+      </w:r>
+      <w:proofErr w:type="spellStart"/>
+      <w:r>
+        <w:t>mạng</w:t>
+      </w:r>
+      <w:proofErr w:type="spellEnd"/>
+      <w:r>
+        <w:t xml:space="preserve"> "C" </w:t>
+      </w:r>
+      <w:proofErr w:type="spellStart"/>
+      <w:r>
+        <w:t>hoặc</w:t>
+      </w:r>
+      <w:proofErr w:type="spellEnd"/>
+      <w:r>
+        <w:t xml:space="preserve"> "S" </w:t>
+      </w:r>
+      <w:proofErr w:type="spellStart"/>
+      <w:r>
+        <w:t>hiện</w:t>
+      </w:r>
+      <w:proofErr w:type="spellEnd"/>
+      <w:r>
+        <w:t xml:space="preserve"> </w:t>
+      </w:r>
+      <w:proofErr w:type="spellStart"/>
+      <w:r>
+        <w:t>có</w:t>
+      </w:r>
+      <w:proofErr w:type="spellEnd"/>
+      <w:r>
+        <w:t xml:space="preserve"> </w:t>
+      </w:r>
+      <w:proofErr w:type="spellStart"/>
+      <w:r>
+        <w:t>sẽ</w:t>
+      </w:r>
+      <w:proofErr w:type="spellEnd"/>
+      <w:r>
+        <w:t xml:space="preserve"> </w:t>
+      </w:r>
+      <w:proofErr w:type="spellStart"/>
+      <w:r>
+        <w:t>được</w:t>
+      </w:r>
+      <w:proofErr w:type="spellEnd"/>
+      <w:r>
+        <w:t xml:space="preserve"> </w:t>
+      </w:r>
+      <w:proofErr w:type="spellStart"/>
+      <w:r>
+        <w:t>đẩy</w:t>
+      </w:r>
+      <w:proofErr w:type="spellEnd"/>
+      <w:r>
+        <w:t xml:space="preserve"> </w:t>
+      </w:r>
+      <w:proofErr w:type="spellStart"/>
+      <w:r>
+        <w:t>ra</w:t>
+      </w:r>
+      <w:proofErr w:type="spellEnd"/>
+      <w:r>
+        <w:t xml:space="preserve"> </w:t>
+      </w:r>
+      <w:proofErr w:type="spellStart"/>
+      <w:r>
+        <w:t>cổng</w:t>
+      </w:r>
+      <w:proofErr w:type="spellEnd"/>
+      <w:r>
+        <w:t xml:space="preserve"> </w:t>
+      </w:r>
+      <w:proofErr w:type="spellStart"/>
+      <w:r>
+        <w:t>hướng</w:t>
+      </w:r>
+      <w:proofErr w:type="spellEnd"/>
+      <w:r>
+        <w:t xml:space="preserve"> </w:t>
+      </w:r>
+      <w:proofErr w:type="spellStart"/>
+      <w:r>
+        <w:t>về</w:t>
+      </w:r>
+      <w:proofErr w:type="spellEnd"/>
+      <w:r>
+        <w:t xml:space="preserve"> Internet (via 10.0.2.2).</w:t>
+      </w:r>
+    </w:p>
+    <w:p>
+      <w:pPr>
+        <w:rPr>
+          <w:lang w:val="vi-VN"/>
+        </w:rPr>
+      </w:pPr>
+      <w:r>
+        <w:drawing>
+          <wp:inline distT="0" distB="0" distL="0" distR="0" wp14:anchorId="363419D6" wp14:editId="081FF3EF">
+            <wp:extent cx="5943600" cy="4050030"/>
+            <wp:effectExtent l="0" t="0" r="0" b="7620"/>
+            <wp:docPr id="1059887433" name="Picture 1"/>
+            <wp:cNvGraphicFramePr>
+              <a:graphicFrameLocks xmlns:a="http://schemas.openxmlformats.org/drawingml/2006/main" noChangeAspect="1"/>
+            </wp:cNvGraphicFramePr>
+            <a:graphic xmlns:a="http://schemas.openxmlformats.org/drawingml/2006/main">
+              <a:graphicData uri="http://schemas.openxmlformats.org/drawingml/2006/picture">
+                <pic:pic xmlns:pic="http://schemas.openxmlformats.org/drawingml/2006/picture">
+                  <pic:nvPicPr>
+                    <pic:cNvPr id="1059887433" name=""/>
+                    <pic:cNvPicPr/>
+                  </pic:nvPicPr>
+                  <pic:blipFill>
+                    <a:blip r:embed="rId39"/>
+                    <a:stretch>
+                      <a:fillRect/>
+                    </a:stretch>
+                  </pic:blipFill>
+                  <pic:spPr>
+                    <a:xfrm>
+                      <a:off x="0" y="0"/>
+                      <a:ext cx="5943600" cy="4050030"/>
+                    </a:xfrm>
+                    <a:prstGeom prst="rect">
+                      <a:avLst/>
+                    </a:prstGeom>
+                  </pic:spPr>
+                </pic:pic>
+              </a:graphicData>
+            </a:graphic>
+          </wp:inline>
+        </w:drawing>
+      </w:r>
+    </w:p>
+    <w:p>
+      <w:pPr>
+        <w:rPr>
+          <w:lang w:val="vi-VN"/>
+        </w:rPr>
+      </w:pPr>
+      <w:r>
+        <w:rPr>
+          <w:lang w:val="vi-VN"/>
+        </w:rPr>
+        <w:t xml:space="preserve">Lệnh trace (traceroute) hiển thị các trạm mà gói tin đi qua. Khi PC C4 giao tiếp với PC ở A.Building, đường đi sẽ là: </w:t>
+      </w:r>
+    </w:p>
+    <w:p>
+      <w:pPr>
+        <w:rPr>
+          <w:lang w:val="vi-VN"/>
+        </w:rPr>
+      </w:pPr>
+      <w:r>
+        <w:rPr>
+          <w:lang w:val="vi-VN"/>
+        </w:rPr>
+        <w:t>1. Đi lên Gateway của nó là Router Internet (192.168.3.1).</w:t>
+      </w:r>
+    </w:p>
+    <w:p>
+      <w:pPr>
+        <w:rPr>
+          <w:lang w:val="vi-VN"/>
+        </w:rPr>
+      </w:pPr>
+      <w:r>
+        <w:rPr>
+          <w:lang w:val="vi-VN"/>
+        </w:rPr>
+        <w:t>2. Chuyển sang Router B.Building/Central (10.0.2.1).</w:t>
+      </w:r>
+    </w:p>
+    <w:p>
+      <w:pPr>
+        <w:rPr>
+          <w:lang w:val="vi-VN"/>
+        </w:rPr>
+      </w:pPr>
+      <w:r>
+        <w:rPr>
+          <w:lang w:val="vi-VN"/>
+        </w:rPr>
+        <w:t>3. Chuyển tiếp sang Router A.Building/West (10.0.0.1).</w:t>
+      </w:r>
+    </w:p>
+    <w:p>
+      <w:pPr>
+        <w:rPr>
+          <w:lang w:val="vi-VN"/>
+        </w:rPr>
+      </w:pPr>
+      <w:r>
+        <w:rPr>
+          <w:lang w:val="vi-VN"/>
+        </w:rPr>
+        <w:t>4. Về đến đích là máy PC trong mạng A (192.168.0.5).</w:t>
+      </w:r>
+    </w:p>
+    <w:p>
+      <w:pPr>
+        <w:rPr>
+          <w:lang w:val="vi-VN"/>
+        </w:rPr>
+      </w:pPr>
+      <w:r>
+        <w:rPr>
+          <w:lang w:val="vi-VN"/>
+        </w:rPr>
+        <w:drawing>
+          <wp:inline distT="0" distB="0" distL="0" distR="0" wp14:anchorId="6DBF8D9D" wp14:editId="5F5AFE0D">
+            <wp:extent cx="5943600" cy="1750060"/>
+            <wp:effectExtent l="0" t="0" r="0" b="2540"/>
+            <wp:docPr id="1110729366" name="Picture 1"/>
+            <wp:cNvGraphicFramePr>
+              <a:graphicFrameLocks xmlns:a="http://schemas.openxmlformats.org/drawingml/2006/main" noChangeAspect="1"/>
+            </wp:cNvGraphicFramePr>
+            <a:graphic xmlns:a="http://schemas.openxmlformats.org/drawingml/2006/main">
+              <a:graphicData uri="http://schemas.openxmlformats.org/drawingml/2006/picture">
+                <pic:pic xmlns:pic="http://schemas.openxmlformats.org/drawingml/2006/picture">
+                  <pic:nvPicPr>
+                    <pic:cNvPr id="1110729366" name=""/>
+                    <pic:cNvPicPr/>
+                  </pic:nvPicPr>
+                  <pic:blipFill>
+                    <a:blip r:embed="rId40"/>
+                    <a:stretch>
+                      <a:fillRect/>
+                    </a:stretch>
+                  </pic:blipFill>
+                  <pic:spPr>
+                    <a:xfrm>
+                      <a:off x="0" y="0"/>
+                      <a:ext cx="5943600" cy="1750060"/>
+                    </a:xfrm>
+                    <a:prstGeom prst="rect">
+                      <a:avLst/>
+                    </a:prstGeom>
+                  </pic:spPr>
+                </pic:pic>
+              </a:graphicData>
+            </a:graphic>
+          </wp:inline>
+        </w:drawing>
+      </w:r>
+    </w:p>
     <w:sectPr>
-      <w:footerReference w:type="default" r:id="rId31"/>
+      <w:footerReference w:type="default" r:id="rId41"/>
       <w:pgSz w:w="12240" w:h="15840"/>
       <w:pgMar w:top="1080" w:right="1440" w:bottom="1440" w:left="1440" w:header="720" w:footer="720" w:gutter="0"/>
       <w:pgNumType w:start="1"/>
@@ -3316,6 +6871,7 @@
   <w:style w:type="character" w:default="1" w:styleId="DefaultParagraphFont">
     <w:name w:val="Default Paragraph Font"/>
     <w:uiPriority w:val="1"/>
+    <w:semiHidden/>
     <w:unhideWhenUsed/>
   </w:style>
   <w:style w:type="table" w:default="1" w:styleId="TableNormal">
